--- a/DL-actividad-Fase-II v260307 14.23.docx
+++ b/DL-actividad-Fase-II v260307 14.23.docx
@@ -468,7 +468,7 @@
           <w:r>
             <w:fldChar w:fldCharType="separate"/>
           </w:r>
-          <w:hyperlink w:anchor="_Toc223787805" w:history="1">
+          <w:hyperlink w:anchor="_Toc223797246" w:history="1">
             <w:r>
               <w:rPr>
                 <w:rStyle w:val="Hipervnculo"/>
@@ -497,7 +497,7 @@
                 <w:noProof/>
                 <w:webHidden/>
               </w:rPr>
-              <w:instrText xml:space="preserve"> PAGEREF _Toc223787805 \h </w:instrText>
+              <w:instrText xml:space="preserve"> PAGEREF _Toc223797246 \h </w:instrText>
             </w:r>
             <w:r>
               <w:rPr>
@@ -540,7 +540,7 @@
               <w14:ligatures w14:val="standardContextual"/>
             </w:rPr>
           </w:pPr>
-          <w:hyperlink w:anchor="_Toc223787806" w:history="1">
+          <w:hyperlink w:anchor="_Toc223797247" w:history="1">
             <w:r>
               <w:rPr>
                 <w:rStyle w:val="Hipervnculo"/>
@@ -569,7 +569,7 @@
                 <w:noProof/>
                 <w:webHidden/>
               </w:rPr>
-              <w:instrText xml:space="preserve"> PAGEREF _Toc223787806 \h </w:instrText>
+              <w:instrText xml:space="preserve"> PAGEREF _Toc223797247 \h </w:instrText>
             </w:r>
             <w:r>
               <w:rPr>
@@ -612,7 +612,7 @@
               <w14:ligatures w14:val="standardContextual"/>
             </w:rPr>
           </w:pPr>
-          <w:hyperlink w:anchor="_Toc223787807" w:history="1">
+          <w:hyperlink w:anchor="_Toc223797248" w:history="1">
             <w:r>
               <w:rPr>
                 <w:rStyle w:val="Hipervnculo"/>
@@ -641,7 +641,7 @@
                 <w:noProof/>
                 <w:webHidden/>
               </w:rPr>
-              <w:instrText xml:space="preserve"> PAGEREF _Toc223787807 \h </w:instrText>
+              <w:instrText xml:space="preserve"> PAGEREF _Toc223797248 \h </w:instrText>
             </w:r>
             <w:r>
               <w:rPr>
@@ -684,7 +684,7 @@
               <w14:ligatures w14:val="standardContextual"/>
             </w:rPr>
           </w:pPr>
-          <w:hyperlink w:anchor="_Toc223787808" w:history="1">
+          <w:hyperlink w:anchor="_Toc223797249" w:history="1">
             <w:r>
               <w:rPr>
                 <w:rStyle w:val="Hipervnculo"/>
@@ -729,7 +729,7 @@
                 <w:noProof/>
                 <w:webHidden/>
               </w:rPr>
-              <w:instrText xml:space="preserve"> PAGEREF _Toc223787808 \h </w:instrText>
+              <w:instrText xml:space="preserve"> PAGEREF _Toc223797249 \h </w:instrText>
             </w:r>
             <w:r>
               <w:rPr>
@@ -772,7 +772,7 @@
               <w14:ligatures w14:val="standardContextual"/>
             </w:rPr>
           </w:pPr>
-          <w:hyperlink w:anchor="_Toc223787809" w:history="1">
+          <w:hyperlink w:anchor="_Toc223797250" w:history="1">
             <w:r>
               <w:rPr>
                 <w:rStyle w:val="Hipervnculo"/>
@@ -817,7 +817,7 @@
                 <w:noProof/>
                 <w:webHidden/>
               </w:rPr>
-              <w:instrText xml:space="preserve"> PAGEREF _Toc223787809 \h </w:instrText>
+              <w:instrText xml:space="preserve"> PAGEREF _Toc223797250 \h </w:instrText>
             </w:r>
             <w:r>
               <w:rPr>
@@ -860,7 +860,7 @@
               <w14:ligatures w14:val="standardContextual"/>
             </w:rPr>
           </w:pPr>
-          <w:hyperlink w:anchor="_Toc223787810" w:history="1">
+          <w:hyperlink w:anchor="_Toc223797251" w:history="1">
             <w:r>
               <w:rPr>
                 <w:rStyle w:val="Hipervnculo"/>
@@ -905,7 +905,7 @@
                 <w:noProof/>
                 <w:webHidden/>
               </w:rPr>
-              <w:instrText xml:space="preserve"> PAGEREF _Toc223787810 \h </w:instrText>
+              <w:instrText xml:space="preserve"> PAGEREF _Toc223797251 \h </w:instrText>
             </w:r>
             <w:r>
               <w:rPr>
@@ -948,7 +948,7 @@
               <w14:ligatures w14:val="standardContextual"/>
             </w:rPr>
           </w:pPr>
-          <w:hyperlink w:anchor="_Toc223787811" w:history="1">
+          <w:hyperlink w:anchor="_Toc223797252" w:history="1">
             <w:r>
               <w:rPr>
                 <w:rStyle w:val="Hipervnculo"/>
@@ -993,7 +993,7 @@
                 <w:noProof/>
                 <w:webHidden/>
               </w:rPr>
-              <w:instrText xml:space="preserve"> PAGEREF _Toc223787811 \h </w:instrText>
+              <w:instrText xml:space="preserve"> PAGEREF _Toc223797252 \h </w:instrText>
             </w:r>
             <w:r>
               <w:rPr>
@@ -1036,7 +1036,7 @@
               <w14:ligatures w14:val="standardContextual"/>
             </w:rPr>
           </w:pPr>
-          <w:hyperlink w:anchor="_Toc223787812" w:history="1">
+          <w:hyperlink w:anchor="_Toc223797253" w:history="1">
             <w:r>
               <w:rPr>
                 <w:rStyle w:val="Hipervnculo"/>
@@ -1081,7 +1081,7 @@
                 <w:noProof/>
                 <w:webHidden/>
               </w:rPr>
-              <w:instrText xml:space="preserve"> PAGEREF _Toc223787812 \h </w:instrText>
+              <w:instrText xml:space="preserve"> PAGEREF _Toc223797253 \h </w:instrText>
             </w:r>
             <w:r>
               <w:rPr>
@@ -1127,7 +1127,7 @@
               <w14:ligatures w14:val="standardContextual"/>
             </w:rPr>
           </w:pPr>
-          <w:hyperlink w:anchor="_Toc223787813" w:history="1">
+          <w:hyperlink w:anchor="_Toc223797254" w:history="1">
             <w:r>
               <w:rPr>
                 <w:rStyle w:val="Hipervnculo"/>
@@ -1154,7 +1154,7 @@
                 <w:noProof/>
                 <w:webHidden/>
               </w:rPr>
-              <w:instrText xml:space="preserve"> PAGEREF _Toc223787813 \h </w:instrText>
+              <w:instrText xml:space="preserve"> PAGEREF _Toc223797254 \h </w:instrText>
             </w:r>
             <w:r>
               <w:rPr>
@@ -1200,7 +1200,7 @@
               <w14:ligatures w14:val="standardContextual"/>
             </w:rPr>
           </w:pPr>
-          <w:hyperlink w:anchor="_Toc223787814" w:history="1">
+          <w:hyperlink w:anchor="_Toc223797255" w:history="1">
             <w:r>
               <w:rPr>
                 <w:rStyle w:val="Hipervnculo"/>
@@ -1227,7 +1227,7 @@
                 <w:noProof/>
                 <w:webHidden/>
               </w:rPr>
-              <w:instrText xml:space="preserve"> PAGEREF _Toc223787814 \h </w:instrText>
+              <w:instrText xml:space="preserve"> PAGEREF _Toc223797255 \h </w:instrText>
             </w:r>
             <w:r>
               <w:rPr>
@@ -1273,7 +1273,7 @@
               <w14:ligatures w14:val="standardContextual"/>
             </w:rPr>
           </w:pPr>
-          <w:hyperlink w:anchor="_Toc223787815" w:history="1">
+          <w:hyperlink w:anchor="_Toc223797256" w:history="1">
             <w:r>
               <w:rPr>
                 <w:rStyle w:val="Hipervnculo"/>
@@ -1300,7 +1300,7 @@
                 <w:noProof/>
                 <w:webHidden/>
               </w:rPr>
-              <w:instrText xml:space="preserve"> PAGEREF _Toc223787815 \h </w:instrText>
+              <w:instrText xml:space="preserve"> PAGEREF _Toc223797256 \h </w:instrText>
             </w:r>
             <w:r>
               <w:rPr>
@@ -1343,7 +1343,7 @@
               <w14:ligatures w14:val="standardContextual"/>
             </w:rPr>
           </w:pPr>
-          <w:hyperlink w:anchor="_Toc223787816" w:history="1">
+          <w:hyperlink w:anchor="_Toc223797257" w:history="1">
             <w:r>
               <w:rPr>
                 <w:rStyle w:val="Hipervnculo"/>
@@ -1372,7 +1372,7 @@
                 <w:noProof/>
                 <w:webHidden/>
               </w:rPr>
-              <w:instrText xml:space="preserve"> PAGEREF _Toc223787816 \h </w:instrText>
+              <w:instrText xml:space="preserve"> PAGEREF _Toc223797257 \h </w:instrText>
             </w:r>
             <w:r>
               <w:rPr>
@@ -1415,7 +1415,7 @@
               <w14:ligatures w14:val="standardContextual"/>
             </w:rPr>
           </w:pPr>
-          <w:hyperlink w:anchor="_Toc223787817" w:history="1">
+          <w:hyperlink w:anchor="_Toc223797258" w:history="1">
             <w:r>
               <w:rPr>
                 <w:rStyle w:val="Hipervnculo"/>
@@ -1444,7 +1444,7 @@
                 <w:noProof/>
                 <w:webHidden/>
               </w:rPr>
-              <w:instrText xml:space="preserve"> PAGEREF _Toc223787817 \h </w:instrText>
+              <w:instrText xml:space="preserve"> PAGEREF _Toc223797258 \h </w:instrText>
             </w:r>
             <w:r>
               <w:rPr>
@@ -1535,7 +1535,7 @@
           <w:bCs/>
         </w:rPr>
       </w:pPr>
-      <w:bookmarkStart w:id="0" w:name="_Toc223787805"/>
+      <w:bookmarkStart w:id="0" w:name="_Toc223797246"/>
       <w:r>
         <w:rPr>
           <w:b/>
@@ -1570,7 +1570,7 @@
           <w:bCs/>
         </w:rPr>
       </w:pPr>
-      <w:bookmarkStart w:id="1" w:name="_Toc223787806"/>
+      <w:bookmarkStart w:id="1" w:name="_Toc223797247"/>
       <w:r>
         <w:rPr>
           <w:b/>
@@ -1941,7 +1941,7 @@
           <w:bCs/>
         </w:rPr>
       </w:pPr>
-      <w:bookmarkStart w:id="2" w:name="_Toc223787807"/>
+      <w:bookmarkStart w:id="2" w:name="_Toc223797248"/>
       <w:r>
         <w:rPr>
           <w:b/>
@@ -1961,7 +1961,7 @@
         </w:numPr>
         <w:spacing w:after="240"/>
       </w:pPr>
-      <w:bookmarkStart w:id="3" w:name="_Toc223787808"/>
+      <w:bookmarkStart w:id="3" w:name="_Toc223797249"/>
       <w:r>
         <w:t>Identifica</w:t>
       </w:r>
@@ -2722,7 +2722,7 @@
         </w:numPr>
         <w:spacing w:after="240"/>
       </w:pPr>
-      <w:bookmarkStart w:id="4" w:name="_Toc223787809"/>
+      <w:bookmarkStart w:id="4" w:name="_Toc223797250"/>
       <w:r>
         <w:lastRenderedPageBreak/>
         <w:t>Separa los conjuntos de datos obtenidos en tres subconjuntos: entrenamiento, validación y prueba.</w:t>
@@ -3968,7 +3968,7 @@
         </w:numPr>
         <w:spacing w:after="240"/>
       </w:pPr>
-      <w:bookmarkStart w:id="5" w:name="_Toc223787810"/>
+      <w:bookmarkStart w:id="5" w:name="_Toc223797251"/>
       <w:r>
         <w:lastRenderedPageBreak/>
         <w:t>Preprocesa los datos según se requiera, ya sea estandarizando medidas, escala de grises, formato, cantidad de pixeles y codifica la categoría en donde correspondan.</w:t>
@@ -4846,7 +4846,7 @@
         </w:numPr>
         <w:spacing w:after="240"/>
       </w:pPr>
-      <w:bookmarkStart w:id="6" w:name="_Toc223787811"/>
+      <w:bookmarkStart w:id="6" w:name="_Toc223797252"/>
       <w:r>
         <w:lastRenderedPageBreak/>
         <w:t>Construye una red neuronal convolucional para realizar la clasificación de imágenes.</w:t>
@@ -9593,7 +9593,7 @@
         </w:numPr>
         <w:spacing w:after="240"/>
       </w:pPr>
-      <w:bookmarkStart w:id="7" w:name="_Toc223787812"/>
+      <w:bookmarkStart w:id="7" w:name="_Toc223797253"/>
       <w:r>
         <w:t>Evalúa los resultados que se obtuvieron con el clasificador construido.</w:t>
       </w:r>
@@ -9604,7 +9604,7 @@
         <w:pStyle w:val="Ttulo3"/>
         <w:ind w:left="360"/>
       </w:pPr>
-      <w:bookmarkStart w:id="8" w:name="_Toc223787813"/>
+      <w:bookmarkStart w:id="8" w:name="_Toc223797254"/>
       <w:r>
         <w:t xml:space="preserve">5.1 </w:t>
       </w:r>
@@ -9872,7 +9872,7 @@
         <w:pStyle w:val="Ttulo3"/>
         <w:ind w:left="360"/>
       </w:pPr>
-      <w:bookmarkStart w:id="9" w:name="_Toc223787814"/>
+      <w:bookmarkStart w:id="9" w:name="_Toc223797255"/>
       <w:r>
         <w:t xml:space="preserve">5.2 </w:t>
       </w:r>
@@ -10557,7 +10557,7 @@
         <w:pStyle w:val="Ttulo3"/>
         <w:ind w:left="360"/>
       </w:pPr>
-      <w:bookmarkStart w:id="10" w:name="_Toc223787815"/>
+      <w:bookmarkStart w:id="10" w:name="_Toc223797256"/>
       <w:r>
         <w:rPr>
           <w:noProof/>
@@ -11850,7 +11850,7 @@
           <w:bCs/>
         </w:rPr>
       </w:pPr>
-      <w:bookmarkStart w:id="11" w:name="_Toc223787816"/>
+      <w:bookmarkStart w:id="11" w:name="_Toc223797257"/>
       <w:r>
         <w:rPr>
           <w:b/>
@@ -12663,7 +12663,7 @@
           <w:bCs/>
         </w:rPr>
       </w:pPr>
-      <w:bookmarkStart w:id="12" w:name="_Toc223787817"/>
+      <w:bookmarkStart w:id="12" w:name="_Toc223797258"/>
       <w:r>
         <w:rPr>
           <w:b/>
@@ -12709,7 +12709,7 @@
             <w:sz w:val="22"/>
             <w:szCs w:val="22"/>
           </w:rPr>
-          <w:t>https://github.com/luisgg121/DL-Fase-II.git</w:t>
+          <w:t>https://github.com/luisgg121/DL-Actividad-Fase-II.git</w:t>
         </w:r>
       </w:hyperlink>
     </w:p>
@@ -12718,33 +12718,22 @@
         <w:rPr>
           <w:sz w:val="22"/>
           <w:szCs w:val="22"/>
-        </w:rPr>
-      </w:pPr>
-      <w:r>
-        <w:rPr>
-          <w:sz w:val="22"/>
-          <w:szCs w:val="22"/>
-        </w:rPr>
-        <w:t>Archivo</w:t>
-      </w:r>
-      <w:r>
-        <w:rPr>
-          <w:sz w:val="22"/>
-          <w:szCs w:val="22"/>
-        </w:rPr>
-        <w:t>s</w:t>
-      </w:r>
-      <w:r>
-        <w:rPr>
-          <w:sz w:val="22"/>
-          <w:szCs w:val="22"/>
-        </w:rPr>
-        <w:t xml:space="preserve">: </w:t>
-      </w:r>
-      <w:r>
-        <w:rPr>
-          <w:sz w:val="22"/>
-          <w:szCs w:val="22"/>
+          <w:lang w:val="de-DE"/>
+        </w:rPr>
+      </w:pPr>
+      <w:r>
+        <w:rPr>
+          <w:sz w:val="22"/>
+          <w:szCs w:val="22"/>
+          <w:lang w:val="de-DE"/>
+        </w:rPr>
+        <w:t xml:space="preserve">Archivo: </w:t>
+      </w:r>
+      <w:r>
+        <w:rPr>
+          <w:sz w:val="22"/>
+          <w:szCs w:val="22"/>
+          <w:lang w:val="de-DE"/>
         </w:rPr>
         <w:tab/>
       </w:r>
@@ -12752,6 +12741,7 @@
         <w:rPr>
           <w:sz w:val="22"/>
           <w:szCs w:val="22"/>
+          <w:lang w:val="de-DE"/>
         </w:rPr>
         <w:t>DL-</w:t>
       </w:r>
@@ -12759,33 +12749,25 @@
         <w:rPr>
           <w:sz w:val="22"/>
           <w:szCs w:val="22"/>
-        </w:rPr>
-        <w:t>Fase-</w:t>
-      </w:r>
-      <w:proofErr w:type="spellStart"/>
-      <w:proofErr w:type="gramStart"/>
-      <w:r>
-        <w:rPr>
-          <w:sz w:val="22"/>
-          <w:szCs w:val="22"/>
-        </w:rPr>
-        <w:t>II</w:t>
-      </w:r>
-      <w:r>
-        <w:rPr>
-          <w:sz w:val="22"/>
-          <w:szCs w:val="22"/>
+          <w:lang w:val="de-DE"/>
+        </w:rPr>
+        <w:t>Fase-II</w:t>
+      </w:r>
+      <w:r>
+        <w:rPr>
+          <w:sz w:val="22"/>
+          <w:szCs w:val="22"/>
+          <w:lang w:val="de-DE"/>
         </w:rPr>
         <w:t>.ipynb</w:t>
       </w:r>
-      <w:proofErr w:type="spellEnd"/>
-      <w:proofErr w:type="gramEnd"/>
     </w:p>
     <w:p>
       <w:pPr>
         <w:rPr>
           <w:sz w:val="22"/>
           <w:szCs w:val="22"/>
+          <w:lang w:val="de-DE"/>
         </w:rPr>
       </w:pPr>
     </w:p>
@@ -12794,6 +12776,7 @@
         <w:rPr>
           <w:sz w:val="22"/>
           <w:szCs w:val="22"/>
+          <w:lang w:val="de-DE"/>
         </w:rPr>
       </w:pPr>
     </w:p>
@@ -12802,29 +12785,7 @@
         <w:rPr>
           <w:sz w:val="22"/>
           <w:szCs w:val="22"/>
-        </w:rPr>
-      </w:pPr>
-      <w:r>
-        <w:rPr>
-          <w:sz w:val="22"/>
-          <w:szCs w:val="22"/>
-        </w:rPr>
-        <w:tab/>
-      </w:r>
-    </w:p>
-    <w:p>
-      <w:pPr>
-        <w:rPr>
-          <w:sz w:val="22"/>
-          <w:szCs w:val="22"/>
-        </w:rPr>
-      </w:pPr>
-    </w:p>
-    <w:p>
-      <w:pPr>
-        <w:rPr>
-          <w:sz w:val="22"/>
-          <w:szCs w:val="22"/>
+          <w:lang w:val="de-DE"/>
         </w:rPr>
       </w:pPr>
     </w:p>

--- a/DL-actividad-Fase-II v260307 14.23.docx
+++ b/DL-actividad-Fase-II v260307 14.23.docx
@@ -468,7 +468,7 @@
           <w:r>
             <w:fldChar w:fldCharType="separate"/>
           </w:r>
-          <w:hyperlink w:anchor="_Toc223797246" w:history="1">
+          <w:hyperlink w:anchor="_Toc223798808" w:history="1">
             <w:r>
               <w:rPr>
                 <w:rStyle w:val="Hipervnculo"/>
@@ -497,7 +497,7 @@
                 <w:noProof/>
                 <w:webHidden/>
               </w:rPr>
-              <w:instrText xml:space="preserve"> PAGEREF _Toc223797246 \h </w:instrText>
+              <w:instrText xml:space="preserve"> PAGEREF _Toc223798808 \h </w:instrText>
             </w:r>
             <w:r>
               <w:rPr>
@@ -540,7 +540,7 @@
               <w14:ligatures w14:val="standardContextual"/>
             </w:rPr>
           </w:pPr>
-          <w:hyperlink w:anchor="_Toc223797247" w:history="1">
+          <w:hyperlink w:anchor="_Toc223798809" w:history="1">
             <w:r>
               <w:rPr>
                 <w:rStyle w:val="Hipervnculo"/>
@@ -569,7 +569,7 @@
                 <w:noProof/>
                 <w:webHidden/>
               </w:rPr>
-              <w:instrText xml:space="preserve"> PAGEREF _Toc223797247 \h </w:instrText>
+              <w:instrText xml:space="preserve"> PAGEREF _Toc223798809 \h </w:instrText>
             </w:r>
             <w:r>
               <w:rPr>
@@ -612,7 +612,7 @@
               <w14:ligatures w14:val="standardContextual"/>
             </w:rPr>
           </w:pPr>
-          <w:hyperlink w:anchor="_Toc223797248" w:history="1">
+          <w:hyperlink w:anchor="_Toc223798810" w:history="1">
             <w:r>
               <w:rPr>
                 <w:rStyle w:val="Hipervnculo"/>
@@ -641,7 +641,7 @@
                 <w:noProof/>
                 <w:webHidden/>
               </w:rPr>
-              <w:instrText xml:space="preserve"> PAGEREF _Toc223797248 \h </w:instrText>
+              <w:instrText xml:space="preserve"> PAGEREF _Toc223798810 \h </w:instrText>
             </w:r>
             <w:r>
               <w:rPr>
@@ -684,7 +684,7 @@
               <w14:ligatures w14:val="standardContextual"/>
             </w:rPr>
           </w:pPr>
-          <w:hyperlink w:anchor="_Toc223797249" w:history="1">
+          <w:hyperlink w:anchor="_Toc223798811" w:history="1">
             <w:r>
               <w:rPr>
                 <w:rStyle w:val="Hipervnculo"/>
@@ -729,7 +729,7 @@
                 <w:noProof/>
                 <w:webHidden/>
               </w:rPr>
-              <w:instrText xml:space="preserve"> PAGEREF _Toc223797249 \h </w:instrText>
+              <w:instrText xml:space="preserve"> PAGEREF _Toc223798811 \h </w:instrText>
             </w:r>
             <w:r>
               <w:rPr>
@@ -772,7 +772,7 @@
               <w14:ligatures w14:val="standardContextual"/>
             </w:rPr>
           </w:pPr>
-          <w:hyperlink w:anchor="_Toc223797250" w:history="1">
+          <w:hyperlink w:anchor="_Toc223798812" w:history="1">
             <w:r>
               <w:rPr>
                 <w:rStyle w:val="Hipervnculo"/>
@@ -817,7 +817,7 @@
                 <w:noProof/>
                 <w:webHidden/>
               </w:rPr>
-              <w:instrText xml:space="preserve"> PAGEREF _Toc223797250 \h </w:instrText>
+              <w:instrText xml:space="preserve"> PAGEREF _Toc223798812 \h </w:instrText>
             </w:r>
             <w:r>
               <w:rPr>
@@ -860,7 +860,7 @@
               <w14:ligatures w14:val="standardContextual"/>
             </w:rPr>
           </w:pPr>
-          <w:hyperlink w:anchor="_Toc223797251" w:history="1">
+          <w:hyperlink w:anchor="_Toc223798813" w:history="1">
             <w:r>
               <w:rPr>
                 <w:rStyle w:val="Hipervnculo"/>
@@ -905,7 +905,7 @@
                 <w:noProof/>
                 <w:webHidden/>
               </w:rPr>
-              <w:instrText xml:space="preserve"> PAGEREF _Toc223797251 \h </w:instrText>
+              <w:instrText xml:space="preserve"> PAGEREF _Toc223798813 \h </w:instrText>
             </w:r>
             <w:r>
               <w:rPr>
@@ -948,7 +948,7 @@
               <w14:ligatures w14:val="standardContextual"/>
             </w:rPr>
           </w:pPr>
-          <w:hyperlink w:anchor="_Toc223797252" w:history="1">
+          <w:hyperlink w:anchor="_Toc223798814" w:history="1">
             <w:r>
               <w:rPr>
                 <w:rStyle w:val="Hipervnculo"/>
@@ -993,7 +993,7 @@
                 <w:noProof/>
                 <w:webHidden/>
               </w:rPr>
-              <w:instrText xml:space="preserve"> PAGEREF _Toc223797252 \h </w:instrText>
+              <w:instrText xml:space="preserve"> PAGEREF _Toc223798814 \h </w:instrText>
             </w:r>
             <w:r>
               <w:rPr>
@@ -1036,7 +1036,7 @@
               <w14:ligatures w14:val="standardContextual"/>
             </w:rPr>
           </w:pPr>
-          <w:hyperlink w:anchor="_Toc223797253" w:history="1">
+          <w:hyperlink w:anchor="_Toc223798815" w:history="1">
             <w:r>
               <w:rPr>
                 <w:rStyle w:val="Hipervnculo"/>
@@ -1081,7 +1081,7 @@
                 <w:noProof/>
                 <w:webHidden/>
               </w:rPr>
-              <w:instrText xml:space="preserve"> PAGEREF _Toc223797253 \h </w:instrText>
+              <w:instrText xml:space="preserve"> PAGEREF _Toc223798815 \h </w:instrText>
             </w:r>
             <w:r>
               <w:rPr>
@@ -1127,7 +1127,7 @@
               <w14:ligatures w14:val="standardContextual"/>
             </w:rPr>
           </w:pPr>
-          <w:hyperlink w:anchor="_Toc223797254" w:history="1">
+          <w:hyperlink w:anchor="_Toc223798816" w:history="1">
             <w:r>
               <w:rPr>
                 <w:rStyle w:val="Hipervnculo"/>
@@ -1154,7 +1154,7 @@
                 <w:noProof/>
                 <w:webHidden/>
               </w:rPr>
-              <w:instrText xml:space="preserve"> PAGEREF _Toc223797254 \h </w:instrText>
+              <w:instrText xml:space="preserve"> PAGEREF _Toc223798816 \h </w:instrText>
             </w:r>
             <w:r>
               <w:rPr>
@@ -1200,7 +1200,7 @@
               <w14:ligatures w14:val="standardContextual"/>
             </w:rPr>
           </w:pPr>
-          <w:hyperlink w:anchor="_Toc223797255" w:history="1">
+          <w:hyperlink w:anchor="_Toc223798817" w:history="1">
             <w:r>
               <w:rPr>
                 <w:rStyle w:val="Hipervnculo"/>
@@ -1227,7 +1227,7 @@
                 <w:noProof/>
                 <w:webHidden/>
               </w:rPr>
-              <w:instrText xml:space="preserve"> PAGEREF _Toc223797255 \h </w:instrText>
+              <w:instrText xml:space="preserve"> PAGEREF _Toc223798817 \h </w:instrText>
             </w:r>
             <w:r>
               <w:rPr>
@@ -1273,7 +1273,7 @@
               <w14:ligatures w14:val="standardContextual"/>
             </w:rPr>
           </w:pPr>
-          <w:hyperlink w:anchor="_Toc223797256" w:history="1">
+          <w:hyperlink w:anchor="_Toc223798818" w:history="1">
             <w:r>
               <w:rPr>
                 <w:rStyle w:val="Hipervnculo"/>
@@ -1300,7 +1300,7 @@
                 <w:noProof/>
                 <w:webHidden/>
               </w:rPr>
-              <w:instrText xml:space="preserve"> PAGEREF _Toc223797256 \h </w:instrText>
+              <w:instrText xml:space="preserve"> PAGEREF _Toc223798818 \h </w:instrText>
             </w:r>
             <w:r>
               <w:rPr>
@@ -1343,7 +1343,7 @@
               <w14:ligatures w14:val="standardContextual"/>
             </w:rPr>
           </w:pPr>
-          <w:hyperlink w:anchor="_Toc223797257" w:history="1">
+          <w:hyperlink w:anchor="_Toc223798819" w:history="1">
             <w:r>
               <w:rPr>
                 <w:rStyle w:val="Hipervnculo"/>
@@ -1372,7 +1372,7 @@
                 <w:noProof/>
                 <w:webHidden/>
               </w:rPr>
-              <w:instrText xml:space="preserve"> PAGEREF _Toc223797257 \h </w:instrText>
+              <w:instrText xml:space="preserve"> PAGEREF _Toc223798819 \h </w:instrText>
             </w:r>
             <w:r>
               <w:rPr>
@@ -1392,7 +1392,7 @@
                 <w:noProof/>
                 <w:webHidden/>
               </w:rPr>
-              <w:t>13</w:t>
+              <w:t>14</w:t>
             </w:r>
             <w:r>
               <w:rPr>
@@ -1415,7 +1415,7 @@
               <w14:ligatures w14:val="standardContextual"/>
             </w:rPr>
           </w:pPr>
-          <w:hyperlink w:anchor="_Toc223797258" w:history="1">
+          <w:hyperlink w:anchor="_Toc223798820" w:history="1">
             <w:r>
               <w:rPr>
                 <w:rStyle w:val="Hipervnculo"/>
@@ -1444,7 +1444,7 @@
                 <w:noProof/>
                 <w:webHidden/>
               </w:rPr>
-              <w:instrText xml:space="preserve"> PAGEREF _Toc223797258 \h </w:instrText>
+              <w:instrText xml:space="preserve"> PAGEREF _Toc223798820 \h </w:instrText>
             </w:r>
             <w:r>
               <w:rPr>
@@ -1464,7 +1464,7 @@
                 <w:noProof/>
                 <w:webHidden/>
               </w:rPr>
-              <w:t>14</w:t>
+              <w:t>15</w:t>
             </w:r>
             <w:r>
               <w:rPr>
@@ -1535,7 +1535,7 @@
           <w:bCs/>
         </w:rPr>
       </w:pPr>
-      <w:bookmarkStart w:id="0" w:name="_Toc223797246"/>
+      <w:bookmarkStart w:id="0" w:name="_Toc223798808"/>
       <w:r>
         <w:rPr>
           <w:b/>
@@ -1570,7 +1570,7 @@
           <w:bCs/>
         </w:rPr>
       </w:pPr>
-      <w:bookmarkStart w:id="1" w:name="_Toc223797247"/>
+      <w:bookmarkStart w:id="1" w:name="_Toc223798809"/>
       <w:r>
         <w:rPr>
           <w:b/>
@@ -1941,7 +1941,7 @@
           <w:bCs/>
         </w:rPr>
       </w:pPr>
-      <w:bookmarkStart w:id="2" w:name="_Toc223797248"/>
+      <w:bookmarkStart w:id="2" w:name="_Toc223798810"/>
       <w:r>
         <w:rPr>
           <w:b/>
@@ -1961,7 +1961,7 @@
         </w:numPr>
         <w:spacing w:after="240"/>
       </w:pPr>
-      <w:bookmarkStart w:id="3" w:name="_Toc223797249"/>
+      <w:bookmarkStart w:id="3" w:name="_Toc223798811"/>
       <w:r>
         <w:t>Identifica</w:t>
       </w:r>
@@ -2378,7 +2378,6 @@
               <w:t xml:space="preserve">import </w:t>
             </w:r>
             <w:proofErr w:type="spellStart"/>
-            <w:proofErr w:type="gramStart"/>
             <w:r>
               <w:rPr>
                 <w:rFonts w:ascii="Consolas" w:hAnsi="Consolas"/>
@@ -2387,7 +2386,6 @@
               <w:t>matplotlib.pyplot</w:t>
             </w:r>
             <w:proofErr w:type="spellEnd"/>
-            <w:proofErr w:type="gramEnd"/>
             <w:r>
               <w:rPr>
                 <w:rFonts w:ascii="Consolas" w:hAnsi="Consolas"/>
@@ -2469,13 +2467,20 @@
         </w:rPr>
         <w:t xml:space="preserve">, los cuales están ubicados en el directorio </w:t>
       </w:r>
+      <w:r>
+        <w:rPr>
+          <w:sz w:val="22"/>
+          <w:szCs w:val="22"/>
+        </w:rPr>
+        <w:t>raw-</w:t>
+      </w:r>
       <w:proofErr w:type="spellStart"/>
       <w:r>
         <w:rPr>
           <w:sz w:val="22"/>
           <w:szCs w:val="22"/>
         </w:rPr>
-        <w:t>mammals</w:t>
+        <w:t>img</w:t>
       </w:r>
       <w:proofErr w:type="spellEnd"/>
       <w:r>
@@ -2483,7 +2488,14 @@
           <w:sz w:val="22"/>
           <w:szCs w:val="22"/>
         </w:rPr>
-        <w:t xml:space="preserve"> en Drive:</w:t>
+        <w:t xml:space="preserve"> </w:t>
+      </w:r>
+      <w:r>
+        <w:rPr>
+          <w:sz w:val="22"/>
+          <w:szCs w:val="22"/>
+        </w:rPr>
+        <w:t>en Drive:</w:t>
       </w:r>
     </w:p>
     <w:tbl>
@@ -2518,7 +2530,6 @@
               <w:t xml:space="preserve">from </w:t>
             </w:r>
             <w:proofErr w:type="spellStart"/>
-            <w:proofErr w:type="gramStart"/>
             <w:r>
               <w:rPr>
                 <w:sz w:val="22"/>
@@ -2528,7 +2539,6 @@
               <w:t>google.colab</w:t>
             </w:r>
             <w:proofErr w:type="spellEnd"/>
-            <w:proofErr w:type="gramEnd"/>
             <w:r>
               <w:rPr>
                 <w:sz w:val="22"/>
@@ -2547,7 +2557,6 @@
               </w:rPr>
             </w:pPr>
             <w:proofErr w:type="spellStart"/>
-            <w:proofErr w:type="gramStart"/>
             <w:r>
               <w:rPr>
                 <w:sz w:val="22"/>
@@ -2557,7 +2566,6 @@
               <w:t>drive.mount</w:t>
             </w:r>
             <w:proofErr w:type="spellEnd"/>
-            <w:proofErr w:type="gramEnd"/>
             <w:r>
               <w:rPr>
                 <w:sz w:val="22"/>
@@ -2722,7 +2730,7 @@
         </w:numPr>
         <w:spacing w:after="240"/>
       </w:pPr>
-      <w:bookmarkStart w:id="4" w:name="_Toc223797250"/>
+      <w:bookmarkStart w:id="4" w:name="_Toc223798812"/>
       <w:r>
         <w:lastRenderedPageBreak/>
         <w:t>Separa los conjuntos de datos obtenidos en tres subconjuntos: entrenamiento, validación y prueba.</w:t>
@@ -2806,21 +2814,12 @@
               <w:t xml:space="preserve">dataset = </w:t>
             </w:r>
             <w:proofErr w:type="spellStart"/>
-            <w:proofErr w:type="gramStart"/>
-            <w:r>
-              <w:rPr>
-                <w:rFonts w:ascii="Consolas" w:hAnsi="Consolas"/>
-                <w:lang w:val="en-US"/>
-              </w:rPr>
-              <w:t>tf.keras</w:t>
-            </w:r>
-            <w:proofErr w:type="gramEnd"/>
-            <w:r>
-              <w:rPr>
-                <w:rFonts w:ascii="Consolas" w:hAnsi="Consolas"/>
-                <w:lang w:val="en-US"/>
-              </w:rPr>
-              <w:t>.utils.image_dataset_from_directory</w:t>
+            <w:r>
+              <w:rPr>
+                <w:rFonts w:ascii="Consolas" w:hAnsi="Consolas"/>
+                <w:lang w:val="en-US"/>
+              </w:rPr>
+              <w:t>tf.keras.utils.image_dataset_from_directory</w:t>
             </w:r>
             <w:proofErr w:type="spellEnd"/>
             <w:r>
@@ -3090,7 +3089,6 @@
               </w:rPr>
             </w:pPr>
             <w:proofErr w:type="spellStart"/>
-            <w:proofErr w:type="gramStart"/>
             <w:r>
               <w:rPr>
                 <w:rFonts w:ascii="Consolas" w:hAnsi="Consolas"/>
@@ -3102,14 +3100,7 @@
               <w:rPr>
                 <w:rFonts w:ascii="Consolas" w:hAnsi="Consolas"/>
               </w:rPr>
-              <w:t>(</w:t>
-            </w:r>
-            <w:proofErr w:type="gramEnd"/>
-            <w:r>
-              <w:rPr>
-                <w:rFonts w:ascii="Consolas" w:hAnsi="Consolas"/>
-              </w:rPr>
-              <w:t xml:space="preserve">"Clases:", </w:t>
+              <w:t xml:space="preserve">("Clases:", </w:t>
             </w:r>
             <w:proofErr w:type="spellStart"/>
             <w:r>
@@ -3361,31 +3352,184 @@
                 <w:rFonts w:ascii="Consolas" w:hAnsi="Consolas"/>
                 <w:lang w:val="en-US"/>
               </w:rPr>
+              <w:t xml:space="preserve"> = int(0.8 * </w:t>
+            </w:r>
+            <w:proofErr w:type="spellStart"/>
+            <w:r>
+              <w:rPr>
+                <w:rFonts w:ascii="Consolas" w:hAnsi="Consolas"/>
+                <w:lang w:val="en-US"/>
+              </w:rPr>
+              <w:t>dataset_size</w:t>
+            </w:r>
+            <w:proofErr w:type="spellEnd"/>
+            <w:r>
+              <w:rPr>
+                <w:rFonts w:ascii="Consolas" w:hAnsi="Consolas"/>
+                <w:lang w:val="en-US"/>
+              </w:rPr>
+              <w:t>)</w:t>
+            </w:r>
+          </w:p>
+          <w:p>
+            <w:pPr>
+              <w:rPr>
+                <w:rFonts w:ascii="Consolas" w:hAnsi="Consolas"/>
+                <w:lang w:val="en-US"/>
+              </w:rPr>
+            </w:pPr>
+            <w:proofErr w:type="spellStart"/>
+            <w:r>
+              <w:rPr>
+                <w:rFonts w:ascii="Consolas" w:hAnsi="Consolas"/>
+                <w:lang w:val="en-US"/>
+              </w:rPr>
+              <w:t>val_size</w:t>
+            </w:r>
+            <w:proofErr w:type="spellEnd"/>
+            <w:r>
+              <w:rPr>
+                <w:rFonts w:ascii="Consolas" w:hAnsi="Consolas"/>
+                <w:lang w:val="en-US"/>
+              </w:rPr>
+              <w:t xml:space="preserve">   = int(0.1 * </w:t>
+            </w:r>
+            <w:proofErr w:type="spellStart"/>
+            <w:r>
+              <w:rPr>
+                <w:rFonts w:ascii="Consolas" w:hAnsi="Consolas"/>
+                <w:lang w:val="en-US"/>
+              </w:rPr>
+              <w:t>dataset_size</w:t>
+            </w:r>
+            <w:proofErr w:type="spellEnd"/>
+            <w:r>
+              <w:rPr>
+                <w:rFonts w:ascii="Consolas" w:hAnsi="Consolas"/>
+                <w:lang w:val="en-US"/>
+              </w:rPr>
+              <w:t>)</w:t>
+            </w:r>
+          </w:p>
+          <w:p>
+            <w:pPr>
+              <w:rPr>
+                <w:rFonts w:ascii="Consolas" w:hAnsi="Consolas"/>
+                <w:lang w:val="en-US"/>
+              </w:rPr>
+            </w:pPr>
+            <w:proofErr w:type="spellStart"/>
+            <w:r>
+              <w:rPr>
+                <w:rFonts w:ascii="Consolas" w:hAnsi="Consolas"/>
+                <w:lang w:val="en-US"/>
+              </w:rPr>
+              <w:t>test_size</w:t>
+            </w:r>
+            <w:proofErr w:type="spellEnd"/>
+            <w:r>
+              <w:rPr>
+                <w:rFonts w:ascii="Consolas" w:hAnsi="Consolas"/>
+                <w:lang w:val="en-US"/>
+              </w:rPr>
+              <w:t xml:space="preserve">  = </w:t>
+            </w:r>
+            <w:proofErr w:type="spellStart"/>
+            <w:r>
+              <w:rPr>
+                <w:rFonts w:ascii="Consolas" w:hAnsi="Consolas"/>
+                <w:lang w:val="en-US"/>
+              </w:rPr>
+              <w:t>dataset_size</w:t>
+            </w:r>
+            <w:proofErr w:type="spellEnd"/>
+            <w:r>
+              <w:rPr>
+                <w:rFonts w:ascii="Consolas" w:hAnsi="Consolas"/>
+                <w:lang w:val="en-US"/>
+              </w:rPr>
+              <w:t xml:space="preserve"> - </w:t>
+            </w:r>
+            <w:proofErr w:type="spellStart"/>
+            <w:r>
+              <w:rPr>
+                <w:rFonts w:ascii="Consolas" w:hAnsi="Consolas"/>
+                <w:lang w:val="en-US"/>
+              </w:rPr>
+              <w:t>train_size</w:t>
+            </w:r>
+            <w:proofErr w:type="spellEnd"/>
+            <w:r>
+              <w:rPr>
+                <w:rFonts w:ascii="Consolas" w:hAnsi="Consolas"/>
+                <w:lang w:val="en-US"/>
+              </w:rPr>
+              <w:t xml:space="preserve"> - </w:t>
+            </w:r>
+            <w:proofErr w:type="spellStart"/>
+            <w:r>
+              <w:rPr>
+                <w:rFonts w:ascii="Consolas" w:hAnsi="Consolas"/>
+                <w:lang w:val="en-US"/>
+              </w:rPr>
+              <w:t>val_size</w:t>
+            </w:r>
+            <w:proofErr w:type="spellEnd"/>
+          </w:p>
+          <w:p>
+            <w:pPr>
+              <w:rPr>
+                <w:rFonts w:ascii="Consolas" w:hAnsi="Consolas"/>
+                <w:lang w:val="en-US"/>
+              </w:rPr>
+            </w:pPr>
+          </w:p>
+          <w:p>
+            <w:pPr>
+              <w:rPr>
+                <w:rFonts w:ascii="Consolas" w:hAnsi="Consolas"/>
+                <w:lang w:val="en-US"/>
+              </w:rPr>
+            </w:pPr>
+            <w:proofErr w:type="spellStart"/>
+            <w:r>
+              <w:rPr>
+                <w:rFonts w:ascii="Consolas" w:hAnsi="Consolas"/>
+                <w:lang w:val="en-US"/>
+              </w:rPr>
+              <w:t>train_ds</w:t>
+            </w:r>
+            <w:proofErr w:type="spellEnd"/>
+            <w:r>
+              <w:rPr>
+                <w:rFonts w:ascii="Consolas" w:hAnsi="Consolas"/>
+                <w:lang w:val="en-US"/>
+              </w:rPr>
               <w:t xml:space="preserve"> = </w:t>
             </w:r>
-            <w:proofErr w:type="gramStart"/>
-            <w:r>
-              <w:rPr>
-                <w:rFonts w:ascii="Consolas" w:hAnsi="Consolas"/>
-                <w:lang w:val="en-US"/>
-              </w:rPr>
-              <w:t>int(</w:t>
-            </w:r>
-            <w:proofErr w:type="gramEnd"/>
-            <w:r>
-              <w:rPr>
-                <w:rFonts w:ascii="Consolas" w:hAnsi="Consolas"/>
-                <w:lang w:val="en-US"/>
-              </w:rPr>
-              <w:t xml:space="preserve">0.8 * </w:t>
-            </w:r>
-            <w:proofErr w:type="spellStart"/>
-            <w:r>
-              <w:rPr>
-                <w:rFonts w:ascii="Consolas" w:hAnsi="Consolas"/>
-                <w:lang w:val="en-US"/>
-              </w:rPr>
-              <w:t>dataset_size</w:t>
+            <w:proofErr w:type="spellStart"/>
+            <w:r>
+              <w:rPr>
+                <w:rFonts w:ascii="Consolas" w:hAnsi="Consolas"/>
+                <w:lang w:val="en-US"/>
+              </w:rPr>
+              <w:t>dataset.take</w:t>
+            </w:r>
+            <w:proofErr w:type="spellEnd"/>
+            <w:r>
+              <w:rPr>
+                <w:rFonts w:ascii="Consolas" w:hAnsi="Consolas"/>
+                <w:lang w:val="en-US"/>
+              </w:rPr>
+              <w:t>(</w:t>
+            </w:r>
+            <w:proofErr w:type="spellStart"/>
+            <w:r>
+              <w:rPr>
+                <w:rFonts w:ascii="Consolas" w:hAnsi="Consolas"/>
+                <w:lang w:val="en-US"/>
+              </w:rPr>
+              <w:t>train_size</w:t>
             </w:r>
             <w:proofErr w:type="spellEnd"/>
             <w:r>
@@ -3403,6 +3547,85 @@
                 <w:lang w:val="en-US"/>
               </w:rPr>
             </w:pPr>
+            <w:r>
+              <w:rPr>
+                <w:rFonts w:ascii="Consolas" w:hAnsi="Consolas"/>
+                <w:lang w:val="en-US"/>
+              </w:rPr>
+              <w:t xml:space="preserve">rest = </w:t>
+            </w:r>
+            <w:proofErr w:type="spellStart"/>
+            <w:r>
+              <w:rPr>
+                <w:rFonts w:ascii="Consolas" w:hAnsi="Consolas"/>
+                <w:lang w:val="en-US"/>
+              </w:rPr>
+              <w:t>dataset.skip</w:t>
+            </w:r>
+            <w:proofErr w:type="spellEnd"/>
+            <w:r>
+              <w:rPr>
+                <w:rFonts w:ascii="Consolas" w:hAnsi="Consolas"/>
+                <w:lang w:val="en-US"/>
+              </w:rPr>
+              <w:t>(</w:t>
+            </w:r>
+            <w:proofErr w:type="spellStart"/>
+            <w:r>
+              <w:rPr>
+                <w:rFonts w:ascii="Consolas" w:hAnsi="Consolas"/>
+                <w:lang w:val="en-US"/>
+              </w:rPr>
+              <w:t>train_size</w:t>
+            </w:r>
+            <w:proofErr w:type="spellEnd"/>
+            <w:r>
+              <w:rPr>
+                <w:rFonts w:ascii="Consolas" w:hAnsi="Consolas"/>
+                <w:lang w:val="en-US"/>
+              </w:rPr>
+              <w:t>)</w:t>
+            </w:r>
+          </w:p>
+          <w:p>
+            <w:pPr>
+              <w:rPr>
+                <w:rFonts w:ascii="Consolas" w:hAnsi="Consolas"/>
+                <w:lang w:val="en-US"/>
+              </w:rPr>
+            </w:pPr>
+            <w:proofErr w:type="spellStart"/>
+            <w:r>
+              <w:rPr>
+                <w:rFonts w:ascii="Consolas" w:hAnsi="Consolas"/>
+                <w:lang w:val="en-US"/>
+              </w:rPr>
+              <w:t>val_ds</w:t>
+            </w:r>
+            <w:proofErr w:type="spellEnd"/>
+            <w:r>
+              <w:rPr>
+                <w:rFonts w:ascii="Consolas" w:hAnsi="Consolas"/>
+                <w:lang w:val="en-US"/>
+              </w:rPr>
+              <w:t xml:space="preserve"> = </w:t>
+            </w:r>
+            <w:proofErr w:type="spellStart"/>
+            <w:r>
+              <w:rPr>
+                <w:rFonts w:ascii="Consolas" w:hAnsi="Consolas"/>
+                <w:lang w:val="en-US"/>
+              </w:rPr>
+              <w:t>rest.take</w:t>
+            </w:r>
+            <w:proofErr w:type="spellEnd"/>
+            <w:r>
+              <w:rPr>
+                <w:rFonts w:ascii="Consolas" w:hAnsi="Consolas"/>
+                <w:lang w:val="en-US"/>
+              </w:rPr>
+              <w:t>(</w:t>
+            </w:r>
             <w:proofErr w:type="spellStart"/>
             <w:r>
               <w:rPr>
@@ -3417,38 +3640,6 @@
                 <w:rFonts w:ascii="Consolas" w:hAnsi="Consolas"/>
                 <w:lang w:val="en-US"/>
               </w:rPr>
-              <w:t xml:space="preserve">   = </w:t>
-            </w:r>
-            <w:proofErr w:type="gramStart"/>
-            <w:r>
-              <w:rPr>
-                <w:rFonts w:ascii="Consolas" w:hAnsi="Consolas"/>
-                <w:lang w:val="en-US"/>
-              </w:rPr>
-              <w:t>int(</w:t>
-            </w:r>
-            <w:proofErr w:type="gramEnd"/>
-            <w:r>
-              <w:rPr>
-                <w:rFonts w:ascii="Consolas" w:hAnsi="Consolas"/>
-                <w:lang w:val="en-US"/>
-              </w:rPr>
-              <w:t xml:space="preserve">0.1 * </w:t>
-            </w:r>
-            <w:proofErr w:type="spellStart"/>
-            <w:r>
-              <w:rPr>
-                <w:rFonts w:ascii="Consolas" w:hAnsi="Consolas"/>
-                <w:lang w:val="en-US"/>
-              </w:rPr>
-              <w:t>dataset_size</w:t>
-            </w:r>
-            <w:proofErr w:type="spellEnd"/>
-            <w:r>
-              <w:rPr>
-                <w:rFonts w:ascii="Consolas" w:hAnsi="Consolas"/>
-                <w:lang w:val="en-US"/>
-              </w:rPr>
               <w:t>)</w:t>
             </w:r>
           </w:p>
@@ -3465,63 +3656,31 @@
                 <w:rFonts w:ascii="Consolas" w:hAnsi="Consolas"/>
                 <w:lang w:val="en-US"/>
               </w:rPr>
-              <w:t>test_</w:t>
-            </w:r>
-            <w:proofErr w:type="gramStart"/>
-            <w:r>
-              <w:rPr>
-                <w:rFonts w:ascii="Consolas" w:hAnsi="Consolas"/>
-                <w:lang w:val="en-US"/>
-              </w:rPr>
-              <w:t>size</w:t>
-            </w:r>
-            <w:proofErr w:type="spellEnd"/>
-            <w:r>
-              <w:rPr>
-                <w:rFonts w:ascii="Consolas" w:hAnsi="Consolas"/>
-                <w:lang w:val="en-US"/>
-              </w:rPr>
-              <w:t xml:space="preserve">  =</w:t>
-            </w:r>
-            <w:proofErr w:type="gramEnd"/>
-            <w:r>
-              <w:rPr>
-                <w:rFonts w:ascii="Consolas" w:hAnsi="Consolas"/>
-                <w:lang w:val="en-US"/>
-              </w:rPr>
-              <w:t xml:space="preserve"> </w:t>
-            </w:r>
-            <w:proofErr w:type="spellStart"/>
-            <w:r>
-              <w:rPr>
-                <w:rFonts w:ascii="Consolas" w:hAnsi="Consolas"/>
-                <w:lang w:val="en-US"/>
-              </w:rPr>
-              <w:t>dataset_size</w:t>
-            </w:r>
-            <w:proofErr w:type="spellEnd"/>
-            <w:r>
-              <w:rPr>
-                <w:rFonts w:ascii="Consolas" w:hAnsi="Consolas"/>
-                <w:lang w:val="en-US"/>
-              </w:rPr>
-              <w:t xml:space="preserve"> - </w:t>
-            </w:r>
-            <w:proofErr w:type="spellStart"/>
-            <w:r>
-              <w:rPr>
-                <w:rFonts w:ascii="Consolas" w:hAnsi="Consolas"/>
-                <w:lang w:val="en-US"/>
-              </w:rPr>
-              <w:t>train_size</w:t>
-            </w:r>
-            <w:proofErr w:type="spellEnd"/>
-            <w:r>
-              <w:rPr>
-                <w:rFonts w:ascii="Consolas" w:hAnsi="Consolas"/>
-                <w:lang w:val="en-US"/>
-              </w:rPr>
-              <w:t xml:space="preserve"> - </w:t>
+              <w:t>test_ds</w:t>
+            </w:r>
+            <w:proofErr w:type="spellEnd"/>
+            <w:r>
+              <w:rPr>
+                <w:rFonts w:ascii="Consolas" w:hAnsi="Consolas"/>
+                <w:lang w:val="en-US"/>
+              </w:rPr>
+              <w:t xml:space="preserve"> = </w:t>
+            </w:r>
+            <w:proofErr w:type="spellStart"/>
+            <w:r>
+              <w:rPr>
+                <w:rFonts w:ascii="Consolas" w:hAnsi="Consolas"/>
+                <w:lang w:val="en-US"/>
+              </w:rPr>
+              <w:t>rest.skip</w:t>
+            </w:r>
+            <w:proofErr w:type="spellEnd"/>
+            <w:r>
+              <w:rPr>
+                <w:rFonts w:ascii="Consolas" w:hAnsi="Consolas"/>
+                <w:lang w:val="en-US"/>
+              </w:rPr>
+              <w:t>(</w:t>
             </w:r>
             <w:proofErr w:type="spellStart"/>
             <w:r>
@@ -3532,65 +3691,6 @@
               <w:t>val_size</w:t>
             </w:r>
             <w:proofErr w:type="spellEnd"/>
-          </w:p>
-          <w:p>
-            <w:pPr>
-              <w:rPr>
-                <w:rFonts w:ascii="Consolas" w:hAnsi="Consolas"/>
-                <w:lang w:val="en-US"/>
-              </w:rPr>
-            </w:pPr>
-          </w:p>
-          <w:p>
-            <w:pPr>
-              <w:rPr>
-                <w:rFonts w:ascii="Consolas" w:hAnsi="Consolas"/>
-                <w:lang w:val="en-US"/>
-              </w:rPr>
-            </w:pPr>
-            <w:proofErr w:type="spellStart"/>
-            <w:r>
-              <w:rPr>
-                <w:rFonts w:ascii="Consolas" w:hAnsi="Consolas"/>
-                <w:lang w:val="en-US"/>
-              </w:rPr>
-              <w:t>train_ds</w:t>
-            </w:r>
-            <w:proofErr w:type="spellEnd"/>
-            <w:r>
-              <w:rPr>
-                <w:rFonts w:ascii="Consolas" w:hAnsi="Consolas"/>
-                <w:lang w:val="en-US"/>
-              </w:rPr>
-              <w:t xml:space="preserve"> = </w:t>
-            </w:r>
-            <w:proofErr w:type="spellStart"/>
-            <w:proofErr w:type="gramStart"/>
-            <w:r>
-              <w:rPr>
-                <w:rFonts w:ascii="Consolas" w:hAnsi="Consolas"/>
-                <w:lang w:val="en-US"/>
-              </w:rPr>
-              <w:t>dataset.take</w:t>
-            </w:r>
-            <w:proofErr w:type="spellEnd"/>
-            <w:proofErr w:type="gramEnd"/>
-            <w:r>
-              <w:rPr>
-                <w:rFonts w:ascii="Consolas" w:hAnsi="Consolas"/>
-                <w:lang w:val="en-US"/>
-              </w:rPr>
-              <w:t>(</w:t>
-            </w:r>
-            <w:proofErr w:type="spellStart"/>
-            <w:r>
-              <w:rPr>
-                <w:rFonts w:ascii="Consolas" w:hAnsi="Consolas"/>
-                <w:lang w:val="en-US"/>
-              </w:rPr>
-              <w:t>train_size</w:t>
-            </w:r>
-            <w:proofErr w:type="spellEnd"/>
             <w:r>
               <w:rPr>
                 <w:rFonts w:ascii="Consolas" w:hAnsi="Consolas"/>
@@ -3606,194 +3706,20 @@
                 <w:lang w:val="en-US"/>
               </w:rPr>
             </w:pPr>
-            <w:r>
-              <w:rPr>
-                <w:rFonts w:ascii="Consolas" w:hAnsi="Consolas"/>
-                <w:lang w:val="en-US"/>
-              </w:rPr>
-              <w:t xml:space="preserve">rest = </w:t>
-            </w:r>
-            <w:proofErr w:type="spellStart"/>
-            <w:proofErr w:type="gramStart"/>
-            <w:r>
-              <w:rPr>
-                <w:rFonts w:ascii="Consolas" w:hAnsi="Consolas"/>
-                <w:lang w:val="en-US"/>
-              </w:rPr>
-              <w:t>dataset.skip</w:t>
-            </w:r>
-            <w:proofErr w:type="spellEnd"/>
-            <w:proofErr w:type="gramEnd"/>
-            <w:r>
-              <w:rPr>
-                <w:rFonts w:ascii="Consolas" w:hAnsi="Consolas"/>
-                <w:lang w:val="en-US"/>
-              </w:rPr>
-              <w:t>(</w:t>
-            </w:r>
-            <w:proofErr w:type="spellStart"/>
-            <w:r>
-              <w:rPr>
-                <w:rFonts w:ascii="Consolas" w:hAnsi="Consolas"/>
-                <w:lang w:val="en-US"/>
-              </w:rPr>
-              <w:t>train_size</w:t>
-            </w:r>
-            <w:proofErr w:type="spellEnd"/>
-            <w:r>
-              <w:rPr>
-                <w:rFonts w:ascii="Consolas" w:hAnsi="Consolas"/>
-                <w:lang w:val="en-US"/>
-              </w:rPr>
-              <w:t>)</w:t>
-            </w:r>
-          </w:p>
-          <w:p>
-            <w:pPr>
-              <w:rPr>
-                <w:rFonts w:ascii="Consolas" w:hAnsi="Consolas"/>
-                <w:lang w:val="en-US"/>
-              </w:rPr>
-            </w:pPr>
-            <w:proofErr w:type="spellStart"/>
-            <w:r>
-              <w:rPr>
-                <w:rFonts w:ascii="Consolas" w:hAnsi="Consolas"/>
-                <w:lang w:val="en-US"/>
-              </w:rPr>
-              <w:t>val_ds</w:t>
-            </w:r>
-            <w:proofErr w:type="spellEnd"/>
-            <w:r>
-              <w:rPr>
-                <w:rFonts w:ascii="Consolas" w:hAnsi="Consolas"/>
-                <w:lang w:val="en-US"/>
-              </w:rPr>
-              <w:t xml:space="preserve"> = </w:t>
-            </w:r>
-            <w:proofErr w:type="spellStart"/>
-            <w:proofErr w:type="gramStart"/>
-            <w:r>
-              <w:rPr>
-                <w:rFonts w:ascii="Consolas" w:hAnsi="Consolas"/>
-                <w:lang w:val="en-US"/>
-              </w:rPr>
-              <w:t>rest.take</w:t>
-            </w:r>
-            <w:proofErr w:type="spellEnd"/>
-            <w:proofErr w:type="gramEnd"/>
-            <w:r>
-              <w:rPr>
-                <w:rFonts w:ascii="Consolas" w:hAnsi="Consolas"/>
-                <w:lang w:val="en-US"/>
-              </w:rPr>
-              <w:t>(</w:t>
-            </w:r>
-            <w:proofErr w:type="spellStart"/>
-            <w:r>
-              <w:rPr>
-                <w:rFonts w:ascii="Consolas" w:hAnsi="Consolas"/>
-                <w:lang w:val="en-US"/>
-              </w:rPr>
-              <w:t>val_size</w:t>
-            </w:r>
-            <w:proofErr w:type="spellEnd"/>
-            <w:r>
-              <w:rPr>
-                <w:rFonts w:ascii="Consolas" w:hAnsi="Consolas"/>
-                <w:lang w:val="en-US"/>
-              </w:rPr>
-              <w:t>)</w:t>
-            </w:r>
-          </w:p>
-          <w:p>
-            <w:pPr>
-              <w:rPr>
-                <w:rFonts w:ascii="Consolas" w:hAnsi="Consolas"/>
-                <w:lang w:val="en-US"/>
-              </w:rPr>
-            </w:pPr>
-            <w:proofErr w:type="spellStart"/>
-            <w:r>
-              <w:rPr>
-                <w:rFonts w:ascii="Consolas" w:hAnsi="Consolas"/>
-                <w:lang w:val="en-US"/>
-              </w:rPr>
-              <w:t>test_ds</w:t>
-            </w:r>
-            <w:proofErr w:type="spellEnd"/>
-            <w:r>
-              <w:rPr>
-                <w:rFonts w:ascii="Consolas" w:hAnsi="Consolas"/>
-                <w:lang w:val="en-US"/>
-              </w:rPr>
-              <w:t xml:space="preserve"> = </w:t>
-            </w:r>
-            <w:proofErr w:type="spellStart"/>
-            <w:proofErr w:type="gramStart"/>
-            <w:r>
-              <w:rPr>
-                <w:rFonts w:ascii="Consolas" w:hAnsi="Consolas"/>
-                <w:lang w:val="en-US"/>
-              </w:rPr>
-              <w:t>rest.skip</w:t>
-            </w:r>
-            <w:proofErr w:type="spellEnd"/>
-            <w:proofErr w:type="gramEnd"/>
-            <w:r>
-              <w:rPr>
-                <w:rFonts w:ascii="Consolas" w:hAnsi="Consolas"/>
-                <w:lang w:val="en-US"/>
-              </w:rPr>
-              <w:t>(</w:t>
-            </w:r>
-            <w:proofErr w:type="spellStart"/>
-            <w:r>
-              <w:rPr>
-                <w:rFonts w:ascii="Consolas" w:hAnsi="Consolas"/>
-                <w:lang w:val="en-US"/>
-              </w:rPr>
-              <w:t>val_size</w:t>
-            </w:r>
-            <w:proofErr w:type="spellEnd"/>
-            <w:r>
-              <w:rPr>
-                <w:rFonts w:ascii="Consolas" w:hAnsi="Consolas"/>
-                <w:lang w:val="en-US"/>
-              </w:rPr>
-              <w:t>)</w:t>
-            </w:r>
-          </w:p>
-          <w:p>
-            <w:pPr>
-              <w:rPr>
-                <w:rFonts w:ascii="Consolas" w:hAnsi="Consolas"/>
-                <w:lang w:val="en-US"/>
-              </w:rPr>
-            </w:pPr>
-          </w:p>
-          <w:p>
-            <w:pPr>
-              <w:rPr>
-                <w:rFonts w:ascii="Consolas" w:hAnsi="Consolas"/>
-                <w:lang w:val="en-US"/>
-              </w:rPr>
-            </w:pPr>
-            <w:proofErr w:type="gramStart"/>
-            <w:r>
-              <w:rPr>
-                <w:rFonts w:ascii="Consolas" w:hAnsi="Consolas"/>
-                <w:lang w:val="en-US"/>
-              </w:rPr>
-              <w:t>print(</w:t>
-            </w:r>
-            <w:proofErr w:type="gramEnd"/>
-            <w:r>
-              <w:rPr>
-                <w:rFonts w:ascii="Consolas" w:hAnsi="Consolas"/>
-                <w:lang w:val="en-US"/>
-              </w:rPr>
-              <w:t xml:space="preserve">"Batches - train:", </w:t>
+          </w:p>
+          <w:p>
+            <w:pPr>
+              <w:rPr>
+                <w:rFonts w:ascii="Consolas" w:hAnsi="Consolas"/>
+                <w:lang w:val="en-US"/>
+              </w:rPr>
+            </w:pPr>
+            <w:r>
+              <w:rPr>
+                <w:rFonts w:ascii="Consolas" w:hAnsi="Consolas"/>
+                <w:lang w:val="en-US"/>
+              </w:rPr>
+              <w:t xml:space="preserve">print("Batches - train:", </w:t>
             </w:r>
             <w:proofErr w:type="spellStart"/>
             <w:r>
@@ -3911,23 +3837,7 @@
                 <w:rFonts w:ascii="Consolas" w:hAnsi="Consolas"/>
                 <w:lang w:val="en-US"/>
               </w:rPr>
-              <w:t xml:space="preserve">: 44 </w:t>
-            </w:r>
-            <w:proofErr w:type="gramStart"/>
-            <w:r>
-              <w:rPr>
-                <w:rFonts w:ascii="Consolas" w:hAnsi="Consolas"/>
-                <w:lang w:val="en-US"/>
-              </w:rPr>
-              <w:t>test</w:t>
-            </w:r>
-            <w:proofErr w:type="gramEnd"/>
-            <w:r>
-              <w:rPr>
-                <w:rFonts w:ascii="Consolas" w:hAnsi="Consolas"/>
-                <w:lang w:val="en-US"/>
-              </w:rPr>
-              <w:t>: 45</w:t>
+              <w:t>: 44 test: 45</w:t>
             </w:r>
           </w:p>
         </w:tc>
@@ -3968,7 +3878,7 @@
         </w:numPr>
         <w:spacing w:after="240"/>
       </w:pPr>
-      <w:bookmarkStart w:id="5" w:name="_Toc223797251"/>
+      <w:bookmarkStart w:id="5" w:name="_Toc223798813"/>
       <w:r>
         <w:lastRenderedPageBreak/>
         <w:t>Preprocesa los datos según se requiera, ya sea estandarizando medidas, escala de grises, formato, cantidad de pixeles y codifica la categoría en donde correspondan.</w:t>
@@ -4137,7 +4047,6 @@
               <w:t xml:space="preserve"> = </w:t>
             </w:r>
             <w:proofErr w:type="spellStart"/>
-            <w:proofErr w:type="gramStart"/>
             <w:r>
               <w:rPr>
                 <w:rFonts w:ascii="Consolas" w:hAnsi="Consolas"/>
@@ -4146,7 +4055,6 @@
               <w:t>layers.Rescaling</w:t>
             </w:r>
             <w:proofErr w:type="spellEnd"/>
-            <w:proofErr w:type="gramEnd"/>
             <w:r>
               <w:rPr>
                 <w:rFonts w:ascii="Consolas" w:hAnsi="Consolas"/>
@@ -4187,7 +4095,6 @@
               <w:t xml:space="preserve"> = </w:t>
             </w:r>
             <w:proofErr w:type="spellStart"/>
-            <w:proofErr w:type="gramStart"/>
             <w:r>
               <w:rPr>
                 <w:rFonts w:ascii="Consolas" w:hAnsi="Consolas"/>
@@ -4196,7 +4103,6 @@
               <w:t>keras.Sequential</w:t>
             </w:r>
             <w:proofErr w:type="spellEnd"/>
-            <w:proofErr w:type="gramEnd"/>
             <w:r>
               <w:rPr>
                 <w:rFonts w:ascii="Consolas" w:hAnsi="Consolas"/>
@@ -4220,7 +4126,6 @@
               <w:t xml:space="preserve">    </w:t>
             </w:r>
             <w:proofErr w:type="spellStart"/>
-            <w:proofErr w:type="gramStart"/>
             <w:r>
               <w:rPr>
                 <w:rFonts w:ascii="Consolas" w:hAnsi="Consolas"/>
@@ -4229,7 +4134,6 @@
               <w:t>layers.RandomFlip</w:t>
             </w:r>
             <w:proofErr w:type="spellEnd"/>
-            <w:proofErr w:type="gramEnd"/>
             <w:r>
               <w:rPr>
                 <w:rFonts w:ascii="Consolas" w:hAnsi="Consolas"/>
@@ -4253,7 +4157,6 @@
               <w:t xml:space="preserve">    </w:t>
             </w:r>
             <w:proofErr w:type="spellStart"/>
-            <w:proofErr w:type="gramStart"/>
             <w:r>
               <w:rPr>
                 <w:rFonts w:ascii="Consolas" w:hAnsi="Consolas"/>
@@ -4262,7 +4165,6 @@
               <w:t>layers.RandomRotation</w:t>
             </w:r>
             <w:proofErr w:type="spellEnd"/>
-            <w:proofErr w:type="gramEnd"/>
             <w:r>
               <w:rPr>
                 <w:rFonts w:ascii="Consolas" w:hAnsi="Consolas"/>
@@ -4286,7 +4188,6 @@
               <w:t xml:space="preserve">    </w:t>
             </w:r>
             <w:proofErr w:type="spellStart"/>
-            <w:proofErr w:type="gramStart"/>
             <w:r>
               <w:rPr>
                 <w:rFonts w:ascii="Consolas" w:hAnsi="Consolas"/>
@@ -4295,7 +4196,6 @@
               <w:t>layers.RandomZoom</w:t>
             </w:r>
             <w:proofErr w:type="spellEnd"/>
-            <w:proofErr w:type="gramEnd"/>
             <w:r>
               <w:rPr>
                 <w:rFonts w:ascii="Consolas" w:hAnsi="Consolas"/>
@@ -4347,56 +4247,31 @@
                 <w:rFonts w:ascii="Consolas" w:hAnsi="Consolas"/>
                 <w:lang w:val="en-US"/>
               </w:rPr>
-              <w:t>tf.</w:t>
-            </w:r>
-            <w:proofErr w:type="gramStart"/>
-            <w:r>
-              <w:rPr>
-                <w:rFonts w:ascii="Consolas" w:hAnsi="Consolas"/>
-                <w:lang w:val="en-US"/>
-              </w:rPr>
-              <w:t>data.AUTOTUNE</w:t>
-            </w:r>
-            <w:proofErr w:type="spellEnd"/>
-            <w:proofErr w:type="gramEnd"/>
-          </w:p>
-          <w:p>
-            <w:pPr>
-              <w:rPr>
-                <w:rFonts w:ascii="Consolas" w:hAnsi="Consolas"/>
-                <w:lang w:val="en-US"/>
-              </w:rPr>
-            </w:pPr>
-          </w:p>
-          <w:p>
-            <w:pPr>
-              <w:rPr>
-                <w:rFonts w:ascii="Consolas" w:hAnsi="Consolas"/>
-                <w:lang w:val="en-US"/>
-              </w:rPr>
-            </w:pPr>
-            <w:r>
-              <w:rPr>
-                <w:rFonts w:ascii="Consolas" w:hAnsi="Consolas"/>
-                <w:lang w:val="en-US"/>
-              </w:rPr>
-              <w:t xml:space="preserve">def </w:t>
-            </w:r>
-            <w:proofErr w:type="gramStart"/>
-            <w:r>
-              <w:rPr>
-                <w:rFonts w:ascii="Consolas" w:hAnsi="Consolas"/>
-                <w:lang w:val="en-US"/>
-              </w:rPr>
-              <w:t>prepare(</w:t>
-            </w:r>
-            <w:proofErr w:type="gramEnd"/>
-            <w:r>
-              <w:rPr>
-                <w:rFonts w:ascii="Consolas" w:hAnsi="Consolas"/>
-                <w:lang w:val="en-US"/>
-              </w:rPr>
-              <w:t>ds, augment=False):</w:t>
+              <w:t>tf.data.AUTOTUNE</w:t>
+            </w:r>
+            <w:proofErr w:type="spellEnd"/>
+          </w:p>
+          <w:p>
+            <w:pPr>
+              <w:rPr>
+                <w:rFonts w:ascii="Consolas" w:hAnsi="Consolas"/>
+                <w:lang w:val="en-US"/>
+              </w:rPr>
+            </w:pPr>
+          </w:p>
+          <w:p>
+            <w:pPr>
+              <w:rPr>
+                <w:rFonts w:ascii="Consolas" w:hAnsi="Consolas"/>
+                <w:lang w:val="en-US"/>
+              </w:rPr>
+            </w:pPr>
+            <w:r>
+              <w:rPr>
+                <w:rFonts w:ascii="Consolas" w:hAnsi="Consolas"/>
+                <w:lang w:val="en-US"/>
+              </w:rPr>
+              <w:t>def prepare(ds, augment=False):</w:t>
             </w:r>
           </w:p>
           <w:p>
@@ -4427,7 +4302,6 @@
               <w:t xml:space="preserve"> = </w:t>
             </w:r>
             <w:proofErr w:type="spellStart"/>
-            <w:proofErr w:type="gramStart"/>
             <w:r>
               <w:rPr>
                 <w:rFonts w:ascii="Consolas" w:hAnsi="Consolas"/>
@@ -4439,14 +4313,7 @@
               <w:rPr>
                 <w:rFonts w:ascii="Consolas" w:hAnsi="Consolas"/>
               </w:rPr>
-              <w:t>(</w:t>
-            </w:r>
-            <w:proofErr w:type="gramEnd"/>
-            <w:r>
-              <w:rPr>
-                <w:rFonts w:ascii="Consolas" w:hAnsi="Consolas"/>
-              </w:rPr>
-              <w:t>lambda x, y: (</w:t>
+              <w:t>(lambda x, y: (</w:t>
             </w:r>
             <w:proofErr w:type="spellStart"/>
             <w:r>
@@ -4523,7 +4390,6 @@
               <w:t xml:space="preserve">        ds = </w:t>
             </w:r>
             <w:proofErr w:type="spellStart"/>
-            <w:proofErr w:type="gramStart"/>
             <w:r>
               <w:rPr>
                 <w:rFonts w:ascii="Consolas" w:hAnsi="Consolas"/>
@@ -4537,15 +4403,7 @@
                 <w:rFonts w:ascii="Consolas" w:hAnsi="Consolas"/>
                 <w:lang w:val="en-US"/>
               </w:rPr>
-              <w:t>(</w:t>
-            </w:r>
-            <w:proofErr w:type="gramEnd"/>
-            <w:r>
-              <w:rPr>
-                <w:rFonts w:ascii="Consolas" w:hAnsi="Consolas"/>
-                <w:lang w:val="en-US"/>
-              </w:rPr>
-              <w:t>lambda x, y: (</w:t>
+              <w:t>(lambda x, y: (</w:t>
             </w:r>
             <w:proofErr w:type="spellStart"/>
             <w:r>
@@ -4610,7 +4468,6 @@
               <w:t xml:space="preserve">    return </w:t>
             </w:r>
             <w:proofErr w:type="spellStart"/>
-            <w:proofErr w:type="gramStart"/>
             <w:r>
               <w:rPr>
                 <w:rFonts w:ascii="Consolas" w:hAnsi="Consolas"/>
@@ -4619,7 +4476,6 @@
               <w:t>ds.cache</w:t>
             </w:r>
             <w:proofErr w:type="spellEnd"/>
-            <w:proofErr w:type="gramEnd"/>
             <w:r>
               <w:rPr>
                 <w:rFonts w:ascii="Consolas" w:hAnsi="Consolas"/>
@@ -4657,18 +4513,9 @@
                 <w:rFonts w:ascii="Consolas" w:hAnsi="Consolas"/>
                 <w:lang w:val="en-US"/>
               </w:rPr>
-              <w:t xml:space="preserve"> = </w:t>
-            </w:r>
-            <w:proofErr w:type="gramStart"/>
-            <w:r>
-              <w:rPr>
-                <w:rFonts w:ascii="Consolas" w:hAnsi="Consolas"/>
-                <w:lang w:val="en-US"/>
-              </w:rPr>
-              <w:t>prepare(</w:t>
-            </w:r>
-            <w:proofErr w:type="spellStart"/>
-            <w:proofErr w:type="gramEnd"/>
+              <w:t xml:space="preserve"> = prepare(</w:t>
+            </w:r>
+            <w:proofErr w:type="spellStart"/>
             <w:r>
               <w:rPr>
                 <w:rFonts w:ascii="Consolas" w:hAnsi="Consolas"/>
@@ -4706,18 +4553,9 @@
                 <w:rFonts w:ascii="Consolas" w:hAnsi="Consolas"/>
                 <w:lang w:val="en-US"/>
               </w:rPr>
-              <w:t xml:space="preserve">   = </w:t>
-            </w:r>
-            <w:proofErr w:type="gramStart"/>
-            <w:r>
-              <w:rPr>
-                <w:rFonts w:ascii="Consolas" w:hAnsi="Consolas"/>
-                <w:lang w:val="en-US"/>
-              </w:rPr>
-              <w:t>prepare(</w:t>
-            </w:r>
-            <w:proofErr w:type="spellStart"/>
-            <w:proofErr w:type="gramEnd"/>
+              <w:t xml:space="preserve">   = prepare(</w:t>
+            </w:r>
+            <w:proofErr w:type="spellStart"/>
             <w:r>
               <w:rPr>
                 <w:rFonts w:ascii="Consolas" w:hAnsi="Consolas"/>
@@ -4747,31 +4585,15 @@
                 <w:rFonts w:ascii="Consolas" w:hAnsi="Consolas"/>
                 <w:lang w:val="en-US"/>
               </w:rPr>
-              <w:t>test_ds_</w:t>
-            </w:r>
-            <w:proofErr w:type="gramStart"/>
-            <w:r>
-              <w:rPr>
-                <w:rFonts w:ascii="Consolas" w:hAnsi="Consolas"/>
-                <w:lang w:val="en-US"/>
-              </w:rPr>
-              <w:t>prep</w:t>
-            </w:r>
-            <w:proofErr w:type="spellEnd"/>
-            <w:r>
-              <w:rPr>
-                <w:rFonts w:ascii="Consolas" w:hAnsi="Consolas"/>
-                <w:lang w:val="en-US"/>
-              </w:rPr>
-              <w:t xml:space="preserve">  =</w:t>
-            </w:r>
-            <w:proofErr w:type="gramEnd"/>
-            <w:r>
-              <w:rPr>
-                <w:rFonts w:ascii="Consolas" w:hAnsi="Consolas"/>
-                <w:lang w:val="en-US"/>
-              </w:rPr>
-              <w:t xml:space="preserve"> prepare(</w:t>
+              <w:t>test_ds_prep</w:t>
+            </w:r>
+            <w:proofErr w:type="spellEnd"/>
+            <w:r>
+              <w:rPr>
+                <w:rFonts w:ascii="Consolas" w:hAnsi="Consolas"/>
+                <w:lang w:val="en-US"/>
+              </w:rPr>
+              <w:t xml:space="preserve">  = prepare(</w:t>
             </w:r>
             <w:proofErr w:type="spellStart"/>
             <w:r>
@@ -4846,7 +4668,7 @@
         </w:numPr>
         <w:spacing w:after="240"/>
       </w:pPr>
-      <w:bookmarkStart w:id="6" w:name="_Toc223797252"/>
+      <w:bookmarkStart w:id="6" w:name="_Toc223798814"/>
       <w:r>
         <w:lastRenderedPageBreak/>
         <w:t>Construye una red neuronal convolucional para realizar la clasificación de imágenes.</w:t>
@@ -4883,7 +4705,6 @@
               <w:t xml:space="preserve">model = </w:t>
             </w:r>
             <w:proofErr w:type="spellStart"/>
-            <w:proofErr w:type="gramStart"/>
             <w:r>
               <w:rPr>
                 <w:rFonts w:ascii="Consolas" w:hAnsi="Consolas"/>
@@ -4892,7 +4713,6 @@
               <w:t>models.Sequential</w:t>
             </w:r>
             <w:proofErr w:type="spellEnd"/>
-            <w:proofErr w:type="gramEnd"/>
             <w:r>
               <w:rPr>
                 <w:rFonts w:ascii="Consolas" w:hAnsi="Consolas"/>
@@ -4916,7 +4736,6 @@
               <w:t xml:space="preserve">    </w:t>
             </w:r>
             <w:proofErr w:type="spellStart"/>
-            <w:proofErr w:type="gramStart"/>
             <w:r>
               <w:rPr>
                 <w:rFonts w:ascii="Consolas" w:hAnsi="Consolas"/>
@@ -4925,7 +4744,6 @@
               <w:t>layers.Input</w:t>
             </w:r>
             <w:proofErr w:type="spellEnd"/>
-            <w:proofErr w:type="gramEnd"/>
             <w:r>
               <w:rPr>
                 <w:rFonts w:ascii="Consolas" w:hAnsi="Consolas"/>
@@ -4985,23 +4803,69 @@
                 <w:rFonts w:ascii="Consolas" w:hAnsi="Consolas"/>
                 <w:lang w:val="en-US"/>
               </w:rPr>
+              <w:t xml:space="preserve">    layers.Conv2D(32, (3,3), padding='same', activation='</w:t>
+            </w:r>
+            <w:proofErr w:type="spellStart"/>
+            <w:r>
+              <w:rPr>
+                <w:rFonts w:ascii="Consolas" w:hAnsi="Consolas"/>
+                <w:lang w:val="en-US"/>
+              </w:rPr>
+              <w:t>relu</w:t>
+            </w:r>
+            <w:proofErr w:type="spellEnd"/>
+            <w:r>
+              <w:rPr>
+                <w:rFonts w:ascii="Consolas" w:hAnsi="Consolas"/>
+                <w:lang w:val="en-US"/>
+              </w:rPr>
+              <w:t>'),</w:t>
+            </w:r>
+          </w:p>
+          <w:p>
+            <w:pPr>
+              <w:rPr>
+                <w:rFonts w:ascii="Consolas" w:hAnsi="Consolas"/>
+                <w:lang w:val="en-US"/>
+              </w:rPr>
+            </w:pPr>
+            <w:r>
+              <w:rPr>
+                <w:rFonts w:ascii="Consolas" w:hAnsi="Consolas"/>
+                <w:lang w:val="en-US"/>
+              </w:rPr>
               <w:t xml:space="preserve">    </w:t>
             </w:r>
-            <w:proofErr w:type="gramStart"/>
-            <w:r>
-              <w:rPr>
-                <w:rFonts w:ascii="Consolas" w:hAnsi="Consolas"/>
-                <w:lang w:val="en-US"/>
-              </w:rPr>
-              <w:t>layers.Conv</w:t>
-            </w:r>
-            <w:proofErr w:type="gramEnd"/>
-            <w:r>
-              <w:rPr>
-                <w:rFonts w:ascii="Consolas" w:hAnsi="Consolas"/>
-                <w:lang w:val="en-US"/>
-              </w:rPr>
-              <w:t>2D(32, (3,3), padding='same', activation='</w:t>
+            <w:proofErr w:type="spellStart"/>
+            <w:r>
+              <w:rPr>
+                <w:rFonts w:ascii="Consolas" w:hAnsi="Consolas"/>
+                <w:lang w:val="en-US"/>
+              </w:rPr>
+              <w:t>layers.BatchNormalization</w:t>
+            </w:r>
+            <w:proofErr w:type="spellEnd"/>
+            <w:r>
+              <w:rPr>
+                <w:rFonts w:ascii="Consolas" w:hAnsi="Consolas"/>
+                <w:lang w:val="en-US"/>
+              </w:rPr>
+              <w:t>(),</w:t>
+            </w:r>
+          </w:p>
+          <w:p>
+            <w:pPr>
+              <w:rPr>
+                <w:rFonts w:ascii="Consolas" w:hAnsi="Consolas"/>
+                <w:lang w:val="en-US"/>
+              </w:rPr>
+            </w:pPr>
+            <w:r>
+              <w:rPr>
+                <w:rFonts w:ascii="Consolas" w:hAnsi="Consolas"/>
+                <w:lang w:val="en-US"/>
+              </w:rPr>
+              <w:t xml:space="preserve">    layers.Conv2D(32, (3,3), padding='same', activation='</w:t>
             </w:r>
             <w:proofErr w:type="spellStart"/>
             <w:r>
@@ -5035,7 +4899,6 @@
               <w:t xml:space="preserve">    </w:t>
             </w:r>
             <w:proofErr w:type="spellStart"/>
-            <w:proofErr w:type="gramStart"/>
             <w:r>
               <w:rPr>
                 <w:rFonts w:ascii="Consolas" w:hAnsi="Consolas"/>
@@ -5044,7 +4907,6 @@
               <w:t>layers.BatchNormalization</w:t>
             </w:r>
             <w:proofErr w:type="spellEnd"/>
-            <w:proofErr w:type="gramEnd"/>
             <w:r>
               <w:rPr>
                 <w:rFonts w:ascii="Consolas" w:hAnsi="Consolas"/>
@@ -5065,23 +4927,123 @@
                 <w:rFonts w:ascii="Consolas" w:hAnsi="Consolas"/>
                 <w:lang w:val="en-US"/>
               </w:rPr>
+              <w:t xml:space="preserve">    layers.MaxPooling2D(),</w:t>
+            </w:r>
+          </w:p>
+          <w:p>
+            <w:pPr>
+              <w:rPr>
+                <w:rFonts w:ascii="Consolas" w:hAnsi="Consolas"/>
+                <w:lang w:val="en-US"/>
+              </w:rPr>
+            </w:pPr>
+          </w:p>
+          <w:p>
+            <w:pPr>
+              <w:rPr>
+                <w:rFonts w:ascii="Consolas" w:hAnsi="Consolas"/>
+                <w:lang w:val="en-US"/>
+              </w:rPr>
+            </w:pPr>
+            <w:r>
+              <w:rPr>
+                <w:rFonts w:ascii="Consolas" w:hAnsi="Consolas"/>
+                <w:lang w:val="en-US"/>
+              </w:rPr>
+              <w:t xml:space="preserve">    # </w:t>
+            </w:r>
+            <w:proofErr w:type="spellStart"/>
+            <w:r>
+              <w:rPr>
+                <w:rFonts w:ascii="Consolas" w:hAnsi="Consolas"/>
+                <w:lang w:val="en-US"/>
+              </w:rPr>
+              <w:t>Bloque</w:t>
+            </w:r>
+            <w:proofErr w:type="spellEnd"/>
+            <w:r>
+              <w:rPr>
+                <w:rFonts w:ascii="Consolas" w:hAnsi="Consolas"/>
+                <w:lang w:val="en-US"/>
+              </w:rPr>
+              <w:t xml:space="preserve"> 2</w:t>
+            </w:r>
+          </w:p>
+          <w:p>
+            <w:pPr>
+              <w:rPr>
+                <w:rFonts w:ascii="Consolas" w:hAnsi="Consolas"/>
+                <w:lang w:val="en-US"/>
+              </w:rPr>
+            </w:pPr>
+            <w:r>
+              <w:rPr>
+                <w:rFonts w:ascii="Consolas" w:hAnsi="Consolas"/>
+                <w:lang w:val="en-US"/>
+              </w:rPr>
+              <w:t xml:space="preserve">    layers.Conv2D(64, (3,3), padding='same', activation='</w:t>
+            </w:r>
+            <w:proofErr w:type="spellStart"/>
+            <w:r>
+              <w:rPr>
+                <w:rFonts w:ascii="Consolas" w:hAnsi="Consolas"/>
+                <w:lang w:val="en-US"/>
+              </w:rPr>
+              <w:t>relu</w:t>
+            </w:r>
+            <w:proofErr w:type="spellEnd"/>
+            <w:r>
+              <w:rPr>
+                <w:rFonts w:ascii="Consolas" w:hAnsi="Consolas"/>
+                <w:lang w:val="en-US"/>
+              </w:rPr>
+              <w:t>'),</w:t>
+            </w:r>
+          </w:p>
+          <w:p>
+            <w:pPr>
+              <w:rPr>
+                <w:rFonts w:ascii="Consolas" w:hAnsi="Consolas"/>
+                <w:lang w:val="en-US"/>
+              </w:rPr>
+            </w:pPr>
+            <w:r>
+              <w:rPr>
+                <w:rFonts w:ascii="Consolas" w:hAnsi="Consolas"/>
+                <w:lang w:val="en-US"/>
+              </w:rPr>
               <w:t xml:space="preserve">    </w:t>
             </w:r>
-            <w:proofErr w:type="gramStart"/>
-            <w:r>
-              <w:rPr>
-                <w:rFonts w:ascii="Consolas" w:hAnsi="Consolas"/>
-                <w:lang w:val="en-US"/>
-              </w:rPr>
-              <w:t>layers.Conv</w:t>
-            </w:r>
-            <w:proofErr w:type="gramEnd"/>
-            <w:r>
-              <w:rPr>
-                <w:rFonts w:ascii="Consolas" w:hAnsi="Consolas"/>
-                <w:lang w:val="en-US"/>
-              </w:rPr>
-              <w:t>2D(32, (3,3), padding='same', activation='</w:t>
+            <w:proofErr w:type="spellStart"/>
+            <w:r>
+              <w:rPr>
+                <w:rFonts w:ascii="Consolas" w:hAnsi="Consolas"/>
+                <w:lang w:val="en-US"/>
+              </w:rPr>
+              <w:t>layers.BatchNormalization</w:t>
+            </w:r>
+            <w:proofErr w:type="spellEnd"/>
+            <w:r>
+              <w:rPr>
+                <w:rFonts w:ascii="Consolas" w:hAnsi="Consolas"/>
+                <w:lang w:val="en-US"/>
+              </w:rPr>
+              <w:t>(),</w:t>
+            </w:r>
+          </w:p>
+          <w:p>
+            <w:pPr>
+              <w:rPr>
+                <w:rFonts w:ascii="Consolas" w:hAnsi="Consolas"/>
+                <w:lang w:val="en-US"/>
+              </w:rPr>
+            </w:pPr>
+            <w:r>
+              <w:rPr>
+                <w:rFonts w:ascii="Consolas" w:hAnsi="Consolas"/>
+                <w:lang w:val="en-US"/>
+              </w:rPr>
+              <w:t xml:space="preserve">    layers.Conv2D(64, (3,3), padding='same', activation='</w:t>
             </w:r>
             <w:proofErr w:type="spellStart"/>
             <w:r>
@@ -5115,7 +5077,6 @@
               <w:t xml:space="preserve">    </w:t>
             </w:r>
             <w:proofErr w:type="spellStart"/>
-            <w:proofErr w:type="gramStart"/>
             <w:r>
               <w:rPr>
                 <w:rFonts w:ascii="Consolas" w:hAnsi="Consolas"/>
@@ -5124,7 +5085,6 @@
               <w:t>layers.BatchNormalization</w:t>
             </w:r>
             <w:proofErr w:type="spellEnd"/>
-            <w:proofErr w:type="gramEnd"/>
             <w:r>
               <w:rPr>
                 <w:rFonts w:ascii="Consolas" w:hAnsi="Consolas"/>
@@ -5145,23 +5105,345 @@
                 <w:rFonts w:ascii="Consolas" w:hAnsi="Consolas"/>
                 <w:lang w:val="en-US"/>
               </w:rPr>
+              <w:t xml:space="preserve">    layers.MaxPooling2D(),</w:t>
+            </w:r>
+          </w:p>
+          <w:p>
+            <w:pPr>
+              <w:rPr>
+                <w:rFonts w:ascii="Consolas" w:hAnsi="Consolas"/>
+                <w:lang w:val="en-US"/>
+              </w:rPr>
+            </w:pPr>
+          </w:p>
+          <w:p>
+            <w:pPr>
+              <w:rPr>
+                <w:rFonts w:ascii="Consolas" w:hAnsi="Consolas"/>
+                <w:lang w:val="en-US"/>
+              </w:rPr>
+            </w:pPr>
+            <w:r>
+              <w:rPr>
+                <w:rFonts w:ascii="Consolas" w:hAnsi="Consolas"/>
+                <w:lang w:val="en-US"/>
+              </w:rPr>
+              <w:t xml:space="preserve">    # </w:t>
+            </w:r>
+            <w:proofErr w:type="spellStart"/>
+            <w:r>
+              <w:rPr>
+                <w:rFonts w:ascii="Consolas" w:hAnsi="Consolas"/>
+                <w:lang w:val="en-US"/>
+              </w:rPr>
+              <w:t>Bloque</w:t>
+            </w:r>
+            <w:proofErr w:type="spellEnd"/>
+            <w:r>
+              <w:rPr>
+                <w:rFonts w:ascii="Consolas" w:hAnsi="Consolas"/>
+                <w:lang w:val="en-US"/>
+              </w:rPr>
+              <w:t xml:space="preserve"> 3</w:t>
+            </w:r>
+          </w:p>
+          <w:p>
+            <w:pPr>
+              <w:rPr>
+                <w:rFonts w:ascii="Consolas" w:hAnsi="Consolas"/>
+                <w:lang w:val="en-US"/>
+              </w:rPr>
+            </w:pPr>
+            <w:r>
+              <w:rPr>
+                <w:rFonts w:ascii="Consolas" w:hAnsi="Consolas"/>
+                <w:lang w:val="en-US"/>
+              </w:rPr>
+              <w:t xml:space="preserve">    layers.Conv2D(128, (3,3), padding='same', activation='</w:t>
+            </w:r>
+            <w:proofErr w:type="spellStart"/>
+            <w:r>
+              <w:rPr>
+                <w:rFonts w:ascii="Consolas" w:hAnsi="Consolas"/>
+                <w:lang w:val="en-US"/>
+              </w:rPr>
+              <w:t>relu</w:t>
+            </w:r>
+            <w:proofErr w:type="spellEnd"/>
+            <w:r>
+              <w:rPr>
+                <w:rFonts w:ascii="Consolas" w:hAnsi="Consolas"/>
+                <w:lang w:val="en-US"/>
+              </w:rPr>
+              <w:t>'),</w:t>
+            </w:r>
+          </w:p>
+          <w:p>
+            <w:pPr>
+              <w:rPr>
+                <w:rFonts w:ascii="Consolas" w:hAnsi="Consolas"/>
+                <w:lang w:val="en-US"/>
+              </w:rPr>
+            </w:pPr>
+            <w:r>
+              <w:rPr>
+                <w:rFonts w:ascii="Consolas" w:hAnsi="Consolas"/>
+                <w:lang w:val="en-US"/>
+              </w:rPr>
               <w:t xml:space="preserve">    </w:t>
             </w:r>
-            <w:proofErr w:type="gramStart"/>
-            <w:r>
-              <w:rPr>
-                <w:rFonts w:ascii="Consolas" w:hAnsi="Consolas"/>
-                <w:lang w:val="en-US"/>
-              </w:rPr>
-              <w:t>layers.MaxPooling</w:t>
-            </w:r>
-            <w:proofErr w:type="gramEnd"/>
-            <w:r>
-              <w:rPr>
-                <w:rFonts w:ascii="Consolas" w:hAnsi="Consolas"/>
-                <w:lang w:val="en-US"/>
-              </w:rPr>
-              <w:t>2D(),</w:t>
+            <w:proofErr w:type="spellStart"/>
+            <w:r>
+              <w:rPr>
+                <w:rFonts w:ascii="Consolas" w:hAnsi="Consolas"/>
+                <w:lang w:val="en-US"/>
+              </w:rPr>
+              <w:t>layers.BatchNormalization</w:t>
+            </w:r>
+            <w:proofErr w:type="spellEnd"/>
+            <w:r>
+              <w:rPr>
+                <w:rFonts w:ascii="Consolas" w:hAnsi="Consolas"/>
+                <w:lang w:val="en-US"/>
+              </w:rPr>
+              <w:t>(),</w:t>
+            </w:r>
+          </w:p>
+          <w:p>
+            <w:pPr>
+              <w:rPr>
+                <w:rFonts w:ascii="Consolas" w:hAnsi="Consolas"/>
+                <w:lang w:val="en-US"/>
+              </w:rPr>
+            </w:pPr>
+            <w:r>
+              <w:rPr>
+                <w:rFonts w:ascii="Consolas" w:hAnsi="Consolas"/>
+                <w:lang w:val="en-US"/>
+              </w:rPr>
+              <w:t xml:space="preserve">    layers.Conv2D(128, (3,3), padding='same', activation='</w:t>
+            </w:r>
+            <w:proofErr w:type="spellStart"/>
+            <w:r>
+              <w:rPr>
+                <w:rFonts w:ascii="Consolas" w:hAnsi="Consolas"/>
+                <w:lang w:val="en-US"/>
+              </w:rPr>
+              <w:t>relu</w:t>
+            </w:r>
+            <w:proofErr w:type="spellEnd"/>
+            <w:r>
+              <w:rPr>
+                <w:rFonts w:ascii="Consolas" w:hAnsi="Consolas"/>
+                <w:lang w:val="en-US"/>
+              </w:rPr>
+              <w:t>'),</w:t>
+            </w:r>
+          </w:p>
+          <w:p>
+            <w:pPr>
+              <w:rPr>
+                <w:rFonts w:ascii="Consolas" w:hAnsi="Consolas"/>
+              </w:rPr>
+            </w:pPr>
+            <w:r>
+              <w:rPr>
+                <w:rFonts w:ascii="Consolas" w:hAnsi="Consolas"/>
+                <w:lang w:val="en-US"/>
+              </w:rPr>
+              <w:t xml:space="preserve">    </w:t>
+            </w:r>
+            <w:proofErr w:type="spellStart"/>
+            <w:r>
+              <w:rPr>
+                <w:rFonts w:ascii="Consolas" w:hAnsi="Consolas"/>
+              </w:rPr>
+              <w:t>layers.BatchNormalization</w:t>
+            </w:r>
+            <w:proofErr w:type="spellEnd"/>
+            <w:r>
+              <w:rPr>
+                <w:rFonts w:ascii="Consolas" w:hAnsi="Consolas"/>
+              </w:rPr>
+              <w:t>(),</w:t>
+            </w:r>
+          </w:p>
+          <w:p>
+            <w:pPr>
+              <w:rPr>
+                <w:rFonts w:ascii="Consolas" w:hAnsi="Consolas"/>
+              </w:rPr>
+            </w:pPr>
+            <w:r>
+              <w:rPr>
+                <w:rFonts w:ascii="Consolas" w:hAnsi="Consolas"/>
+              </w:rPr>
+              <w:t xml:space="preserve">    layers.MaxPooling2D(),</w:t>
+            </w:r>
+          </w:p>
+          <w:p>
+            <w:pPr>
+              <w:rPr>
+                <w:rFonts w:ascii="Consolas" w:hAnsi="Consolas"/>
+              </w:rPr>
+            </w:pPr>
+          </w:p>
+          <w:p>
+            <w:pPr>
+              <w:rPr>
+                <w:rFonts w:ascii="Consolas" w:hAnsi="Consolas"/>
+              </w:rPr>
+            </w:pPr>
+            <w:r>
+              <w:rPr>
+                <w:rFonts w:ascii="Consolas" w:hAnsi="Consolas"/>
+              </w:rPr>
+              <w:t xml:space="preserve">    # Bloque 4 (más profundo para 128x128)</w:t>
+            </w:r>
+          </w:p>
+          <w:p>
+            <w:pPr>
+              <w:rPr>
+                <w:rFonts w:ascii="Consolas" w:hAnsi="Consolas"/>
+                <w:lang w:val="en-US"/>
+              </w:rPr>
+            </w:pPr>
+            <w:r>
+              <w:rPr>
+                <w:rFonts w:ascii="Consolas" w:hAnsi="Consolas"/>
+              </w:rPr>
+              <w:t xml:space="preserve">    </w:t>
+            </w:r>
+            <w:r>
+              <w:rPr>
+                <w:rFonts w:ascii="Consolas" w:hAnsi="Consolas"/>
+                <w:lang w:val="en-US"/>
+              </w:rPr>
+              <w:t>layers.Conv2D(256, (3,3), padding='same', activation='</w:t>
+            </w:r>
+            <w:proofErr w:type="spellStart"/>
+            <w:r>
+              <w:rPr>
+                <w:rFonts w:ascii="Consolas" w:hAnsi="Consolas"/>
+                <w:lang w:val="en-US"/>
+              </w:rPr>
+              <w:t>relu</w:t>
+            </w:r>
+            <w:proofErr w:type="spellEnd"/>
+            <w:r>
+              <w:rPr>
+                <w:rFonts w:ascii="Consolas" w:hAnsi="Consolas"/>
+                <w:lang w:val="en-US"/>
+              </w:rPr>
+              <w:t>'),</w:t>
+            </w:r>
+          </w:p>
+          <w:p>
+            <w:pPr>
+              <w:rPr>
+                <w:rFonts w:ascii="Consolas" w:hAnsi="Consolas"/>
+                <w:lang w:val="en-US"/>
+              </w:rPr>
+            </w:pPr>
+            <w:r>
+              <w:rPr>
+                <w:rFonts w:ascii="Consolas" w:hAnsi="Consolas"/>
+                <w:lang w:val="en-US"/>
+              </w:rPr>
+              <w:t xml:space="preserve">    </w:t>
+            </w:r>
+            <w:proofErr w:type="spellStart"/>
+            <w:r>
+              <w:rPr>
+                <w:rFonts w:ascii="Consolas" w:hAnsi="Consolas"/>
+                <w:lang w:val="en-US"/>
+              </w:rPr>
+              <w:t>layers.BatchNormalization</w:t>
+            </w:r>
+            <w:proofErr w:type="spellEnd"/>
+            <w:r>
+              <w:rPr>
+                <w:rFonts w:ascii="Consolas" w:hAnsi="Consolas"/>
+                <w:lang w:val="en-US"/>
+              </w:rPr>
+              <w:t>(),</w:t>
+            </w:r>
+          </w:p>
+          <w:p>
+            <w:pPr>
+              <w:rPr>
+                <w:rFonts w:ascii="Consolas" w:hAnsi="Consolas"/>
+                <w:lang w:val="en-US"/>
+              </w:rPr>
+            </w:pPr>
+            <w:r>
+              <w:rPr>
+                <w:rFonts w:ascii="Consolas" w:hAnsi="Consolas"/>
+                <w:lang w:val="en-US"/>
+              </w:rPr>
+              <w:t xml:space="preserve">    layers.Conv2D(256, (3,3), padding='same', activation='</w:t>
+            </w:r>
+            <w:proofErr w:type="spellStart"/>
+            <w:r>
+              <w:rPr>
+                <w:rFonts w:ascii="Consolas" w:hAnsi="Consolas"/>
+                <w:lang w:val="en-US"/>
+              </w:rPr>
+              <w:t>relu</w:t>
+            </w:r>
+            <w:proofErr w:type="spellEnd"/>
+            <w:r>
+              <w:rPr>
+                <w:rFonts w:ascii="Consolas" w:hAnsi="Consolas"/>
+                <w:lang w:val="en-US"/>
+              </w:rPr>
+              <w:t>'),</w:t>
+            </w:r>
+          </w:p>
+          <w:p>
+            <w:pPr>
+              <w:rPr>
+                <w:rFonts w:ascii="Consolas" w:hAnsi="Consolas"/>
+                <w:lang w:val="en-US"/>
+              </w:rPr>
+            </w:pPr>
+            <w:r>
+              <w:rPr>
+                <w:rFonts w:ascii="Consolas" w:hAnsi="Consolas"/>
+                <w:lang w:val="en-US"/>
+              </w:rPr>
+              <w:t xml:space="preserve">    </w:t>
+            </w:r>
+            <w:proofErr w:type="spellStart"/>
+            <w:r>
+              <w:rPr>
+                <w:rFonts w:ascii="Consolas" w:hAnsi="Consolas"/>
+                <w:lang w:val="en-US"/>
+              </w:rPr>
+              <w:t>layers.BatchNormalization</w:t>
+            </w:r>
+            <w:proofErr w:type="spellEnd"/>
+            <w:r>
+              <w:rPr>
+                <w:rFonts w:ascii="Consolas" w:hAnsi="Consolas"/>
+                <w:lang w:val="en-US"/>
+              </w:rPr>
+              <w:t>(),</w:t>
+            </w:r>
+          </w:p>
+          <w:p>
+            <w:pPr>
+              <w:rPr>
+                <w:rFonts w:ascii="Consolas" w:hAnsi="Consolas"/>
+                <w:lang w:val="en-US"/>
+              </w:rPr>
+            </w:pPr>
+            <w:r>
+              <w:rPr>
+                <w:rFonts w:ascii="Consolas" w:hAnsi="Consolas"/>
+                <w:lang w:val="en-US"/>
+              </w:rPr>
+              <w:t xml:space="preserve">    layers.MaxPooling2D(),</w:t>
             </w:r>
           </w:p>
           <w:p>
@@ -5192,15 +5474,23 @@
                 <w:rFonts w:ascii="Consolas" w:hAnsi="Consolas"/>
                 <w:lang w:val="en-US"/>
               </w:rPr>
-              <w:t>Bloque</w:t>
-            </w:r>
-            <w:proofErr w:type="spellEnd"/>
-            <w:r>
-              <w:rPr>
-                <w:rFonts w:ascii="Consolas" w:hAnsi="Consolas"/>
-                <w:lang w:val="en-US"/>
-              </w:rPr>
-              <w:t xml:space="preserve"> 2</w:t>
+              <w:t>Clasificación</w:t>
+            </w:r>
+            <w:proofErr w:type="spellEnd"/>
+          </w:p>
+          <w:p>
+            <w:pPr>
+              <w:rPr>
+                <w:rFonts w:ascii="Consolas" w:hAnsi="Consolas"/>
+                <w:lang w:val="en-US"/>
+              </w:rPr>
+            </w:pPr>
+            <w:r>
+              <w:rPr>
+                <w:rFonts w:ascii="Consolas" w:hAnsi="Consolas"/>
+                <w:lang w:val="en-US"/>
+              </w:rPr>
+              <w:t xml:space="preserve">    layers.GlobalAveragePooling2D(),</w:t>
             </w:r>
           </w:p>
           <w:p>
@@ -5217,21 +5507,21 @@
               </w:rPr>
               <w:t xml:space="preserve">    </w:t>
             </w:r>
-            <w:proofErr w:type="gramStart"/>
-            <w:r>
-              <w:rPr>
-                <w:rFonts w:ascii="Consolas" w:hAnsi="Consolas"/>
-                <w:lang w:val="en-US"/>
-              </w:rPr>
-              <w:t>layers.Conv</w:t>
-            </w:r>
-            <w:proofErr w:type="gramEnd"/>
-            <w:r>
-              <w:rPr>
-                <w:rFonts w:ascii="Consolas" w:hAnsi="Consolas"/>
-                <w:lang w:val="en-US"/>
-              </w:rPr>
-              <w:t>2D(64, (3,3), padding='same', activation='</w:t>
+            <w:proofErr w:type="spellStart"/>
+            <w:r>
+              <w:rPr>
+                <w:rFonts w:ascii="Consolas" w:hAnsi="Consolas"/>
+                <w:lang w:val="en-US"/>
+              </w:rPr>
+              <w:t>layers.Dense</w:t>
+            </w:r>
+            <w:proofErr w:type="spellEnd"/>
+            <w:r>
+              <w:rPr>
+                <w:rFonts w:ascii="Consolas" w:hAnsi="Consolas"/>
+                <w:lang w:val="en-US"/>
+              </w:rPr>
+              <w:t>(256, activation='</w:t>
             </w:r>
             <w:proofErr w:type="spellStart"/>
             <w:r>
@@ -5247,7 +5537,23 @@
                 <w:rFonts w:ascii="Consolas" w:hAnsi="Consolas"/>
                 <w:lang w:val="en-US"/>
               </w:rPr>
-              <w:t>'),</w:t>
+              <w:t xml:space="preserve">', </w:t>
+            </w:r>
+            <w:proofErr w:type="spellStart"/>
+            <w:r>
+              <w:rPr>
+                <w:rFonts w:ascii="Consolas" w:hAnsi="Consolas"/>
+                <w:lang w:val="en-US"/>
+              </w:rPr>
+              <w:t>kernel_regularizer</w:t>
+            </w:r>
+            <w:proofErr w:type="spellEnd"/>
+            <w:r>
+              <w:rPr>
+                <w:rFonts w:ascii="Consolas" w:hAnsi="Consolas"/>
+                <w:lang w:val="en-US"/>
+              </w:rPr>
+              <w:t>=regularizers.l2(1e-4)),</w:t>
             </w:r>
           </w:p>
           <w:p>
@@ -5265,22 +5571,20 @@
               <w:t xml:space="preserve">    </w:t>
             </w:r>
             <w:proofErr w:type="spellStart"/>
-            <w:proofErr w:type="gramStart"/>
-            <w:r>
-              <w:rPr>
-                <w:rFonts w:ascii="Consolas" w:hAnsi="Consolas"/>
-                <w:lang w:val="en-US"/>
-              </w:rPr>
-              <w:t>layers.BatchNormalization</w:t>
-            </w:r>
-            <w:proofErr w:type="spellEnd"/>
-            <w:proofErr w:type="gramEnd"/>
-            <w:r>
-              <w:rPr>
-                <w:rFonts w:ascii="Consolas" w:hAnsi="Consolas"/>
-                <w:lang w:val="en-US"/>
-              </w:rPr>
-              <w:t>(),</w:t>
+            <w:r>
+              <w:rPr>
+                <w:rFonts w:ascii="Consolas" w:hAnsi="Consolas"/>
+                <w:lang w:val="en-US"/>
+              </w:rPr>
+              <w:t>layers.Dropout</w:t>
+            </w:r>
+            <w:proofErr w:type="spellEnd"/>
+            <w:r>
+              <w:rPr>
+                <w:rFonts w:ascii="Consolas" w:hAnsi="Consolas"/>
+                <w:lang w:val="en-US"/>
+              </w:rPr>
+              <w:t>(0.5),</w:t>
             </w:r>
           </w:p>
           <w:p>
@@ -5297,615 +5601,7 @@
               </w:rPr>
               <w:t xml:space="preserve">    </w:t>
             </w:r>
-            <w:proofErr w:type="gramStart"/>
-            <w:r>
-              <w:rPr>
-                <w:rFonts w:ascii="Consolas" w:hAnsi="Consolas"/>
-                <w:lang w:val="en-US"/>
-              </w:rPr>
-              <w:t>layers.Conv</w:t>
-            </w:r>
-            <w:proofErr w:type="gramEnd"/>
-            <w:r>
-              <w:rPr>
-                <w:rFonts w:ascii="Consolas" w:hAnsi="Consolas"/>
-                <w:lang w:val="en-US"/>
-              </w:rPr>
-              <w:t>2D(64, (3,3), padding='same', activation='</w:t>
-            </w:r>
-            <w:proofErr w:type="spellStart"/>
-            <w:r>
-              <w:rPr>
-                <w:rFonts w:ascii="Consolas" w:hAnsi="Consolas"/>
-                <w:lang w:val="en-US"/>
-              </w:rPr>
-              <w:t>relu</w:t>
-            </w:r>
-            <w:proofErr w:type="spellEnd"/>
-            <w:r>
-              <w:rPr>
-                <w:rFonts w:ascii="Consolas" w:hAnsi="Consolas"/>
-                <w:lang w:val="en-US"/>
-              </w:rPr>
-              <w:t>'),</w:t>
-            </w:r>
-          </w:p>
-          <w:p>
-            <w:pPr>
-              <w:rPr>
-                <w:rFonts w:ascii="Consolas" w:hAnsi="Consolas"/>
-                <w:lang w:val="en-US"/>
-              </w:rPr>
-            </w:pPr>
-            <w:r>
-              <w:rPr>
-                <w:rFonts w:ascii="Consolas" w:hAnsi="Consolas"/>
-                <w:lang w:val="en-US"/>
-              </w:rPr>
-              <w:t xml:space="preserve">    </w:t>
-            </w:r>
-            <w:proofErr w:type="spellStart"/>
-            <w:proofErr w:type="gramStart"/>
-            <w:r>
-              <w:rPr>
-                <w:rFonts w:ascii="Consolas" w:hAnsi="Consolas"/>
-                <w:lang w:val="en-US"/>
-              </w:rPr>
-              <w:t>layers.BatchNormalization</w:t>
-            </w:r>
-            <w:proofErr w:type="spellEnd"/>
-            <w:proofErr w:type="gramEnd"/>
-            <w:r>
-              <w:rPr>
-                <w:rFonts w:ascii="Consolas" w:hAnsi="Consolas"/>
-                <w:lang w:val="en-US"/>
-              </w:rPr>
-              <w:t>(),</w:t>
-            </w:r>
-          </w:p>
-          <w:p>
-            <w:pPr>
-              <w:rPr>
-                <w:rFonts w:ascii="Consolas" w:hAnsi="Consolas"/>
-                <w:lang w:val="en-US"/>
-              </w:rPr>
-            </w:pPr>
-            <w:r>
-              <w:rPr>
-                <w:rFonts w:ascii="Consolas" w:hAnsi="Consolas"/>
-                <w:lang w:val="en-US"/>
-              </w:rPr>
-              <w:t xml:space="preserve">    </w:t>
-            </w:r>
-            <w:proofErr w:type="gramStart"/>
-            <w:r>
-              <w:rPr>
-                <w:rFonts w:ascii="Consolas" w:hAnsi="Consolas"/>
-                <w:lang w:val="en-US"/>
-              </w:rPr>
-              <w:t>layers.MaxPooling</w:t>
-            </w:r>
-            <w:proofErr w:type="gramEnd"/>
-            <w:r>
-              <w:rPr>
-                <w:rFonts w:ascii="Consolas" w:hAnsi="Consolas"/>
-                <w:lang w:val="en-US"/>
-              </w:rPr>
-              <w:t>2D(),</w:t>
-            </w:r>
-          </w:p>
-          <w:p>
-            <w:pPr>
-              <w:rPr>
-                <w:rFonts w:ascii="Consolas" w:hAnsi="Consolas"/>
-                <w:lang w:val="en-US"/>
-              </w:rPr>
-            </w:pPr>
-          </w:p>
-          <w:p>
-            <w:pPr>
-              <w:rPr>
-                <w:rFonts w:ascii="Consolas" w:hAnsi="Consolas"/>
-                <w:lang w:val="en-US"/>
-              </w:rPr>
-            </w:pPr>
-            <w:r>
-              <w:rPr>
-                <w:rFonts w:ascii="Consolas" w:hAnsi="Consolas"/>
-                <w:lang w:val="en-US"/>
-              </w:rPr>
-              <w:t xml:space="preserve">    # </w:t>
-            </w:r>
-            <w:proofErr w:type="spellStart"/>
-            <w:r>
-              <w:rPr>
-                <w:rFonts w:ascii="Consolas" w:hAnsi="Consolas"/>
-                <w:lang w:val="en-US"/>
-              </w:rPr>
-              <w:t>Bloque</w:t>
-            </w:r>
-            <w:proofErr w:type="spellEnd"/>
-            <w:r>
-              <w:rPr>
-                <w:rFonts w:ascii="Consolas" w:hAnsi="Consolas"/>
-                <w:lang w:val="en-US"/>
-              </w:rPr>
-              <w:t xml:space="preserve"> 3</w:t>
-            </w:r>
-          </w:p>
-          <w:p>
-            <w:pPr>
-              <w:rPr>
-                <w:rFonts w:ascii="Consolas" w:hAnsi="Consolas"/>
-                <w:lang w:val="en-US"/>
-              </w:rPr>
-            </w:pPr>
-            <w:r>
-              <w:rPr>
-                <w:rFonts w:ascii="Consolas" w:hAnsi="Consolas"/>
-                <w:lang w:val="en-US"/>
-              </w:rPr>
-              <w:t xml:space="preserve">    </w:t>
-            </w:r>
-            <w:proofErr w:type="gramStart"/>
-            <w:r>
-              <w:rPr>
-                <w:rFonts w:ascii="Consolas" w:hAnsi="Consolas"/>
-                <w:lang w:val="en-US"/>
-              </w:rPr>
-              <w:t>layers.Conv</w:t>
-            </w:r>
-            <w:proofErr w:type="gramEnd"/>
-            <w:r>
-              <w:rPr>
-                <w:rFonts w:ascii="Consolas" w:hAnsi="Consolas"/>
-                <w:lang w:val="en-US"/>
-              </w:rPr>
-              <w:t>2D(128, (3,3), padding='same', activation='</w:t>
-            </w:r>
-            <w:proofErr w:type="spellStart"/>
-            <w:r>
-              <w:rPr>
-                <w:rFonts w:ascii="Consolas" w:hAnsi="Consolas"/>
-                <w:lang w:val="en-US"/>
-              </w:rPr>
-              <w:t>relu</w:t>
-            </w:r>
-            <w:proofErr w:type="spellEnd"/>
-            <w:r>
-              <w:rPr>
-                <w:rFonts w:ascii="Consolas" w:hAnsi="Consolas"/>
-                <w:lang w:val="en-US"/>
-              </w:rPr>
-              <w:t>'),</w:t>
-            </w:r>
-          </w:p>
-          <w:p>
-            <w:pPr>
-              <w:rPr>
-                <w:rFonts w:ascii="Consolas" w:hAnsi="Consolas"/>
-                <w:lang w:val="en-US"/>
-              </w:rPr>
-            </w:pPr>
-            <w:r>
-              <w:rPr>
-                <w:rFonts w:ascii="Consolas" w:hAnsi="Consolas"/>
-                <w:lang w:val="en-US"/>
-              </w:rPr>
-              <w:t xml:space="preserve">    </w:t>
-            </w:r>
-            <w:proofErr w:type="spellStart"/>
-            <w:proofErr w:type="gramStart"/>
-            <w:r>
-              <w:rPr>
-                <w:rFonts w:ascii="Consolas" w:hAnsi="Consolas"/>
-                <w:lang w:val="en-US"/>
-              </w:rPr>
-              <w:t>layers.BatchNormalization</w:t>
-            </w:r>
-            <w:proofErr w:type="spellEnd"/>
-            <w:proofErr w:type="gramEnd"/>
-            <w:r>
-              <w:rPr>
-                <w:rFonts w:ascii="Consolas" w:hAnsi="Consolas"/>
-                <w:lang w:val="en-US"/>
-              </w:rPr>
-              <w:t>(),</w:t>
-            </w:r>
-          </w:p>
-          <w:p>
-            <w:pPr>
-              <w:rPr>
-                <w:rFonts w:ascii="Consolas" w:hAnsi="Consolas"/>
-                <w:lang w:val="en-US"/>
-              </w:rPr>
-            </w:pPr>
-            <w:r>
-              <w:rPr>
-                <w:rFonts w:ascii="Consolas" w:hAnsi="Consolas"/>
-                <w:lang w:val="en-US"/>
-              </w:rPr>
-              <w:t xml:space="preserve">    </w:t>
-            </w:r>
-            <w:proofErr w:type="gramStart"/>
-            <w:r>
-              <w:rPr>
-                <w:rFonts w:ascii="Consolas" w:hAnsi="Consolas"/>
-                <w:lang w:val="en-US"/>
-              </w:rPr>
-              <w:t>layers.Conv</w:t>
-            </w:r>
-            <w:proofErr w:type="gramEnd"/>
-            <w:r>
-              <w:rPr>
-                <w:rFonts w:ascii="Consolas" w:hAnsi="Consolas"/>
-                <w:lang w:val="en-US"/>
-              </w:rPr>
-              <w:t>2D(128, (3,3), padding='same', activation='</w:t>
-            </w:r>
-            <w:proofErr w:type="spellStart"/>
-            <w:r>
-              <w:rPr>
-                <w:rFonts w:ascii="Consolas" w:hAnsi="Consolas"/>
-                <w:lang w:val="en-US"/>
-              </w:rPr>
-              <w:t>relu</w:t>
-            </w:r>
-            <w:proofErr w:type="spellEnd"/>
-            <w:r>
-              <w:rPr>
-                <w:rFonts w:ascii="Consolas" w:hAnsi="Consolas"/>
-                <w:lang w:val="en-US"/>
-              </w:rPr>
-              <w:t>'),</w:t>
-            </w:r>
-          </w:p>
-          <w:p>
-            <w:pPr>
-              <w:rPr>
-                <w:rFonts w:ascii="Consolas" w:hAnsi="Consolas"/>
-              </w:rPr>
-            </w:pPr>
-            <w:r>
-              <w:rPr>
-                <w:rFonts w:ascii="Consolas" w:hAnsi="Consolas"/>
-                <w:lang w:val="en-US"/>
-              </w:rPr>
-              <w:t xml:space="preserve">    </w:t>
-            </w:r>
-            <w:proofErr w:type="spellStart"/>
-            <w:proofErr w:type="gramStart"/>
-            <w:r>
-              <w:rPr>
-                <w:rFonts w:ascii="Consolas" w:hAnsi="Consolas"/>
-              </w:rPr>
-              <w:t>layers.BatchNormalization</w:t>
-            </w:r>
-            <w:proofErr w:type="spellEnd"/>
-            <w:proofErr w:type="gramEnd"/>
-            <w:r>
-              <w:rPr>
-                <w:rFonts w:ascii="Consolas" w:hAnsi="Consolas"/>
-              </w:rPr>
-              <w:t>(),</w:t>
-            </w:r>
-          </w:p>
-          <w:p>
-            <w:pPr>
-              <w:rPr>
-                <w:rFonts w:ascii="Consolas" w:hAnsi="Consolas"/>
-              </w:rPr>
-            </w:pPr>
-            <w:r>
-              <w:rPr>
-                <w:rFonts w:ascii="Consolas" w:hAnsi="Consolas"/>
-              </w:rPr>
-              <w:t xml:space="preserve">    </w:t>
-            </w:r>
-            <w:proofErr w:type="gramStart"/>
-            <w:r>
-              <w:rPr>
-                <w:rFonts w:ascii="Consolas" w:hAnsi="Consolas"/>
-              </w:rPr>
-              <w:t>layers.MaxPooling</w:t>
-            </w:r>
-            <w:proofErr w:type="gramEnd"/>
-            <w:r>
-              <w:rPr>
-                <w:rFonts w:ascii="Consolas" w:hAnsi="Consolas"/>
-              </w:rPr>
-              <w:t>2D(),</w:t>
-            </w:r>
-          </w:p>
-          <w:p>
-            <w:pPr>
-              <w:rPr>
-                <w:rFonts w:ascii="Consolas" w:hAnsi="Consolas"/>
-              </w:rPr>
-            </w:pPr>
-          </w:p>
-          <w:p>
-            <w:pPr>
-              <w:rPr>
-                <w:rFonts w:ascii="Consolas" w:hAnsi="Consolas"/>
-              </w:rPr>
-            </w:pPr>
-            <w:r>
-              <w:rPr>
-                <w:rFonts w:ascii="Consolas" w:hAnsi="Consolas"/>
-              </w:rPr>
-              <w:t xml:space="preserve">    # Bloque 4 (más profundo para 128x128)</w:t>
-            </w:r>
-          </w:p>
-          <w:p>
-            <w:pPr>
-              <w:rPr>
-                <w:rFonts w:ascii="Consolas" w:hAnsi="Consolas"/>
-                <w:lang w:val="en-US"/>
-              </w:rPr>
-            </w:pPr>
-            <w:r>
-              <w:rPr>
-                <w:rFonts w:ascii="Consolas" w:hAnsi="Consolas"/>
-              </w:rPr>
-              <w:t xml:space="preserve">    </w:t>
-            </w:r>
-            <w:proofErr w:type="gramStart"/>
-            <w:r>
-              <w:rPr>
-                <w:rFonts w:ascii="Consolas" w:hAnsi="Consolas"/>
-                <w:lang w:val="en-US"/>
-              </w:rPr>
-              <w:t>layers.Conv</w:t>
-            </w:r>
-            <w:proofErr w:type="gramEnd"/>
-            <w:r>
-              <w:rPr>
-                <w:rFonts w:ascii="Consolas" w:hAnsi="Consolas"/>
-                <w:lang w:val="en-US"/>
-              </w:rPr>
-              <w:t>2D(256, (3,3), padding='same', activation='</w:t>
-            </w:r>
-            <w:proofErr w:type="spellStart"/>
-            <w:r>
-              <w:rPr>
-                <w:rFonts w:ascii="Consolas" w:hAnsi="Consolas"/>
-                <w:lang w:val="en-US"/>
-              </w:rPr>
-              <w:t>relu</w:t>
-            </w:r>
-            <w:proofErr w:type="spellEnd"/>
-            <w:r>
-              <w:rPr>
-                <w:rFonts w:ascii="Consolas" w:hAnsi="Consolas"/>
-                <w:lang w:val="en-US"/>
-              </w:rPr>
-              <w:t>'),</w:t>
-            </w:r>
-          </w:p>
-          <w:p>
-            <w:pPr>
-              <w:rPr>
-                <w:rFonts w:ascii="Consolas" w:hAnsi="Consolas"/>
-                <w:lang w:val="en-US"/>
-              </w:rPr>
-            </w:pPr>
-            <w:r>
-              <w:rPr>
-                <w:rFonts w:ascii="Consolas" w:hAnsi="Consolas"/>
-                <w:lang w:val="en-US"/>
-              </w:rPr>
-              <w:t xml:space="preserve">    </w:t>
-            </w:r>
-            <w:proofErr w:type="spellStart"/>
-            <w:proofErr w:type="gramStart"/>
-            <w:r>
-              <w:rPr>
-                <w:rFonts w:ascii="Consolas" w:hAnsi="Consolas"/>
-                <w:lang w:val="en-US"/>
-              </w:rPr>
-              <w:t>layers.BatchNormalization</w:t>
-            </w:r>
-            <w:proofErr w:type="spellEnd"/>
-            <w:proofErr w:type="gramEnd"/>
-            <w:r>
-              <w:rPr>
-                <w:rFonts w:ascii="Consolas" w:hAnsi="Consolas"/>
-                <w:lang w:val="en-US"/>
-              </w:rPr>
-              <w:t>(),</w:t>
-            </w:r>
-          </w:p>
-          <w:p>
-            <w:pPr>
-              <w:rPr>
-                <w:rFonts w:ascii="Consolas" w:hAnsi="Consolas"/>
-                <w:lang w:val="en-US"/>
-              </w:rPr>
-            </w:pPr>
-            <w:r>
-              <w:rPr>
-                <w:rFonts w:ascii="Consolas" w:hAnsi="Consolas"/>
-                <w:lang w:val="en-US"/>
-              </w:rPr>
-              <w:t xml:space="preserve">    </w:t>
-            </w:r>
-            <w:proofErr w:type="gramStart"/>
-            <w:r>
-              <w:rPr>
-                <w:rFonts w:ascii="Consolas" w:hAnsi="Consolas"/>
-                <w:lang w:val="en-US"/>
-              </w:rPr>
-              <w:t>layers.Conv</w:t>
-            </w:r>
-            <w:proofErr w:type="gramEnd"/>
-            <w:r>
-              <w:rPr>
-                <w:rFonts w:ascii="Consolas" w:hAnsi="Consolas"/>
-                <w:lang w:val="en-US"/>
-              </w:rPr>
-              <w:t>2D(256, (3,3), padding='same', activation='</w:t>
-            </w:r>
-            <w:proofErr w:type="spellStart"/>
-            <w:r>
-              <w:rPr>
-                <w:rFonts w:ascii="Consolas" w:hAnsi="Consolas"/>
-                <w:lang w:val="en-US"/>
-              </w:rPr>
-              <w:t>relu</w:t>
-            </w:r>
-            <w:proofErr w:type="spellEnd"/>
-            <w:r>
-              <w:rPr>
-                <w:rFonts w:ascii="Consolas" w:hAnsi="Consolas"/>
-                <w:lang w:val="en-US"/>
-              </w:rPr>
-              <w:t>'),</w:t>
-            </w:r>
-          </w:p>
-          <w:p>
-            <w:pPr>
-              <w:rPr>
-                <w:rFonts w:ascii="Consolas" w:hAnsi="Consolas"/>
-                <w:lang w:val="en-US"/>
-              </w:rPr>
-            </w:pPr>
-            <w:r>
-              <w:rPr>
-                <w:rFonts w:ascii="Consolas" w:hAnsi="Consolas"/>
-                <w:lang w:val="en-US"/>
-              </w:rPr>
-              <w:t xml:space="preserve">    </w:t>
-            </w:r>
-            <w:proofErr w:type="spellStart"/>
-            <w:proofErr w:type="gramStart"/>
-            <w:r>
-              <w:rPr>
-                <w:rFonts w:ascii="Consolas" w:hAnsi="Consolas"/>
-                <w:lang w:val="en-US"/>
-              </w:rPr>
-              <w:t>layers.BatchNormalization</w:t>
-            </w:r>
-            <w:proofErr w:type="spellEnd"/>
-            <w:proofErr w:type="gramEnd"/>
-            <w:r>
-              <w:rPr>
-                <w:rFonts w:ascii="Consolas" w:hAnsi="Consolas"/>
-                <w:lang w:val="en-US"/>
-              </w:rPr>
-              <w:t>(),</w:t>
-            </w:r>
-          </w:p>
-          <w:p>
-            <w:pPr>
-              <w:rPr>
-                <w:rFonts w:ascii="Consolas" w:hAnsi="Consolas"/>
-                <w:lang w:val="en-US"/>
-              </w:rPr>
-            </w:pPr>
-            <w:r>
-              <w:rPr>
-                <w:rFonts w:ascii="Consolas" w:hAnsi="Consolas"/>
-                <w:lang w:val="en-US"/>
-              </w:rPr>
-              <w:t xml:space="preserve">    </w:t>
-            </w:r>
-            <w:proofErr w:type="gramStart"/>
-            <w:r>
-              <w:rPr>
-                <w:rFonts w:ascii="Consolas" w:hAnsi="Consolas"/>
-                <w:lang w:val="en-US"/>
-              </w:rPr>
-              <w:t>layers.MaxPooling</w:t>
-            </w:r>
-            <w:proofErr w:type="gramEnd"/>
-            <w:r>
-              <w:rPr>
-                <w:rFonts w:ascii="Consolas" w:hAnsi="Consolas"/>
-                <w:lang w:val="en-US"/>
-              </w:rPr>
-              <w:t>2D(),</w:t>
-            </w:r>
-          </w:p>
-          <w:p>
-            <w:pPr>
-              <w:rPr>
-                <w:rFonts w:ascii="Consolas" w:hAnsi="Consolas"/>
-                <w:lang w:val="en-US"/>
-              </w:rPr>
-            </w:pPr>
-          </w:p>
-          <w:p>
-            <w:pPr>
-              <w:rPr>
-                <w:rFonts w:ascii="Consolas" w:hAnsi="Consolas"/>
-                <w:lang w:val="en-US"/>
-              </w:rPr>
-            </w:pPr>
-            <w:r>
-              <w:rPr>
-                <w:rFonts w:ascii="Consolas" w:hAnsi="Consolas"/>
-                <w:lang w:val="en-US"/>
-              </w:rPr>
-              <w:t xml:space="preserve">    # </w:t>
-            </w:r>
-            <w:proofErr w:type="spellStart"/>
-            <w:r>
-              <w:rPr>
-                <w:rFonts w:ascii="Consolas" w:hAnsi="Consolas"/>
-                <w:lang w:val="en-US"/>
-              </w:rPr>
-              <w:t>Clasificación</w:t>
-            </w:r>
-            <w:proofErr w:type="spellEnd"/>
-          </w:p>
-          <w:p>
-            <w:pPr>
-              <w:rPr>
-                <w:rFonts w:ascii="Consolas" w:hAnsi="Consolas"/>
-                <w:lang w:val="en-US"/>
-              </w:rPr>
-            </w:pPr>
-            <w:r>
-              <w:rPr>
-                <w:rFonts w:ascii="Consolas" w:hAnsi="Consolas"/>
-                <w:lang w:val="en-US"/>
-              </w:rPr>
-              <w:t xml:space="preserve">    </w:t>
-            </w:r>
-            <w:proofErr w:type="gramStart"/>
-            <w:r>
-              <w:rPr>
-                <w:rFonts w:ascii="Consolas" w:hAnsi="Consolas"/>
-                <w:lang w:val="en-US"/>
-              </w:rPr>
-              <w:t>layers.GlobalAveragePooling</w:t>
-            </w:r>
-            <w:proofErr w:type="gramEnd"/>
-            <w:r>
-              <w:rPr>
-                <w:rFonts w:ascii="Consolas" w:hAnsi="Consolas"/>
-                <w:lang w:val="en-US"/>
-              </w:rPr>
-              <w:t>2D(),</w:t>
-            </w:r>
-          </w:p>
-          <w:p>
-            <w:pPr>
-              <w:rPr>
-                <w:rFonts w:ascii="Consolas" w:hAnsi="Consolas"/>
-                <w:lang w:val="en-US"/>
-              </w:rPr>
-            </w:pPr>
-            <w:r>
-              <w:rPr>
-                <w:rFonts w:ascii="Consolas" w:hAnsi="Consolas"/>
-                <w:lang w:val="en-US"/>
-              </w:rPr>
-              <w:t xml:space="preserve">    </w:t>
-            </w:r>
-            <w:proofErr w:type="spellStart"/>
-            <w:proofErr w:type="gramStart"/>
+            <w:proofErr w:type="spellStart"/>
             <w:r>
               <w:rPr>
                 <w:rFonts w:ascii="Consolas" w:hAnsi="Consolas"/>
@@ -5914,105 +5610,6 @@
               <w:t>layers.Dense</w:t>
             </w:r>
             <w:proofErr w:type="spellEnd"/>
-            <w:proofErr w:type="gramEnd"/>
-            <w:r>
-              <w:rPr>
-                <w:rFonts w:ascii="Consolas" w:hAnsi="Consolas"/>
-                <w:lang w:val="en-US"/>
-              </w:rPr>
-              <w:t>(256, activation='</w:t>
-            </w:r>
-            <w:proofErr w:type="spellStart"/>
-            <w:r>
-              <w:rPr>
-                <w:rFonts w:ascii="Consolas" w:hAnsi="Consolas"/>
-                <w:lang w:val="en-US"/>
-              </w:rPr>
-              <w:t>relu</w:t>
-            </w:r>
-            <w:proofErr w:type="spellEnd"/>
-            <w:r>
-              <w:rPr>
-                <w:rFonts w:ascii="Consolas" w:hAnsi="Consolas"/>
-                <w:lang w:val="en-US"/>
-              </w:rPr>
-              <w:t xml:space="preserve">', </w:t>
-            </w:r>
-            <w:proofErr w:type="spellStart"/>
-            <w:r>
-              <w:rPr>
-                <w:rFonts w:ascii="Consolas" w:hAnsi="Consolas"/>
-                <w:lang w:val="en-US"/>
-              </w:rPr>
-              <w:t>kernel_regularizer</w:t>
-            </w:r>
-            <w:proofErr w:type="spellEnd"/>
-            <w:r>
-              <w:rPr>
-                <w:rFonts w:ascii="Consolas" w:hAnsi="Consolas"/>
-                <w:lang w:val="en-US"/>
-              </w:rPr>
-              <w:t>=regularizers.l2(1e-4)),</w:t>
-            </w:r>
-          </w:p>
-          <w:p>
-            <w:pPr>
-              <w:rPr>
-                <w:rFonts w:ascii="Consolas" w:hAnsi="Consolas"/>
-                <w:lang w:val="en-US"/>
-              </w:rPr>
-            </w:pPr>
-            <w:r>
-              <w:rPr>
-                <w:rFonts w:ascii="Consolas" w:hAnsi="Consolas"/>
-                <w:lang w:val="en-US"/>
-              </w:rPr>
-              <w:t xml:space="preserve">    </w:t>
-            </w:r>
-            <w:proofErr w:type="spellStart"/>
-            <w:proofErr w:type="gramStart"/>
-            <w:r>
-              <w:rPr>
-                <w:rFonts w:ascii="Consolas" w:hAnsi="Consolas"/>
-                <w:lang w:val="en-US"/>
-              </w:rPr>
-              <w:t>layers.Dropout</w:t>
-            </w:r>
-            <w:proofErr w:type="spellEnd"/>
-            <w:proofErr w:type="gramEnd"/>
-            <w:r>
-              <w:rPr>
-                <w:rFonts w:ascii="Consolas" w:hAnsi="Consolas"/>
-                <w:lang w:val="en-US"/>
-              </w:rPr>
-              <w:t>(0.5),</w:t>
-            </w:r>
-          </w:p>
-          <w:p>
-            <w:pPr>
-              <w:rPr>
-                <w:rFonts w:ascii="Consolas" w:hAnsi="Consolas"/>
-                <w:lang w:val="en-US"/>
-              </w:rPr>
-            </w:pPr>
-            <w:r>
-              <w:rPr>
-                <w:rFonts w:ascii="Consolas" w:hAnsi="Consolas"/>
-                <w:lang w:val="en-US"/>
-              </w:rPr>
-              <w:t xml:space="preserve">    </w:t>
-            </w:r>
-            <w:proofErr w:type="spellStart"/>
-            <w:proofErr w:type="gramStart"/>
-            <w:r>
-              <w:rPr>
-                <w:rFonts w:ascii="Consolas" w:hAnsi="Consolas"/>
-                <w:lang w:val="en-US"/>
-              </w:rPr>
-              <w:t>layers.Dense</w:t>
-            </w:r>
-            <w:proofErr w:type="spellEnd"/>
-            <w:proofErr w:type="gramEnd"/>
             <w:r>
               <w:rPr>
                 <w:rFonts w:ascii="Consolas" w:hAnsi="Consolas"/>
@@ -6080,7 +5677,6 @@
               </w:rPr>
             </w:pPr>
             <w:proofErr w:type="spellStart"/>
-            <w:proofErr w:type="gramStart"/>
             <w:r>
               <w:rPr>
                 <w:rFonts w:ascii="Consolas" w:hAnsi="Consolas"/>
@@ -6088,7 +5684,6 @@
               <w:t>model.summary</w:t>
             </w:r>
             <w:proofErr w:type="spellEnd"/>
-            <w:proofErr w:type="gramEnd"/>
             <w:r>
               <w:rPr>
                 <w:rFonts w:ascii="Consolas" w:hAnsi="Consolas"/>
@@ -6204,23 +5799,7 @@
           <w:rFonts w:ascii="Consolas" w:hAnsi="Consolas"/>
           <w:lang w:val="en-US"/>
         </w:rPr>
-        <w:t xml:space="preserve"> Layer (</w:t>
-      </w:r>
-      <w:proofErr w:type="gramStart"/>
-      <w:r>
-        <w:rPr>
-          <w:rFonts w:ascii="Consolas" w:hAnsi="Consolas"/>
-          <w:lang w:val="en-US"/>
-        </w:rPr>
-        <w:t xml:space="preserve">type)   </w:t>
-      </w:r>
-      <w:proofErr w:type="gramEnd"/>
-      <w:r>
-        <w:rPr>
-          <w:rFonts w:ascii="Consolas" w:hAnsi="Consolas"/>
-          <w:lang w:val="en-US"/>
-        </w:rPr>
-        <w:t xml:space="preserve">                 </w:t>
+        <w:t xml:space="preserve"> Layer (type)                    </w:t>
       </w:r>
       <w:r>
         <w:rPr>
@@ -6393,23 +5972,7 @@
           <w:rFonts w:ascii="Consolas" w:hAnsi="Consolas"/>
           <w:lang w:val="en-US"/>
         </w:rPr>
-        <w:t>│ (</w:t>
-      </w:r>
-      <w:proofErr w:type="gramStart"/>
-      <w:r>
-        <w:rPr>
-          <w:rFonts w:ascii="Consolas" w:hAnsi="Consolas"/>
-          <w:lang w:val="en-US"/>
-        </w:rPr>
-        <w:t xml:space="preserve">BatchNormalization)   </w:t>
-      </w:r>
-      <w:proofErr w:type="gramEnd"/>
-      <w:r>
-        <w:rPr>
-          <w:rFonts w:ascii="Consolas" w:hAnsi="Consolas"/>
-          <w:lang w:val="en-US"/>
-        </w:rPr>
-        <w:t xml:space="preserve">         │                        │               │</w:t>
+        <w:t>│ (BatchNormalization)            │                        │               │</w:t>
       </w:r>
     </w:p>
     <w:p>
@@ -6573,23 +6136,7 @@
           <w:rFonts w:ascii="Consolas" w:hAnsi="Consolas"/>
           <w:lang w:val="en-US"/>
         </w:rPr>
-        <w:t>│ (</w:t>
-      </w:r>
-      <w:proofErr w:type="gramStart"/>
-      <w:r>
-        <w:rPr>
-          <w:rFonts w:ascii="Consolas" w:hAnsi="Consolas"/>
-          <w:lang w:val="en-US"/>
-        </w:rPr>
-        <w:t xml:space="preserve">BatchNormalization)   </w:t>
-      </w:r>
-      <w:proofErr w:type="gramEnd"/>
-      <w:r>
-        <w:rPr>
-          <w:rFonts w:ascii="Consolas" w:hAnsi="Consolas"/>
-          <w:lang w:val="en-US"/>
-        </w:rPr>
-        <w:t xml:space="preserve">         │                        │               │</w:t>
+        <w:t>│ (BatchNormalization)            │                        │               │</w:t>
       </w:r>
     </w:p>
     <w:p>
@@ -6827,23 +6374,7 @@
           <w:rFonts w:ascii="Consolas" w:hAnsi="Consolas"/>
           <w:lang w:val="en-US"/>
         </w:rPr>
-        <w:t>│ (</w:t>
-      </w:r>
-      <w:proofErr w:type="gramStart"/>
-      <w:r>
-        <w:rPr>
-          <w:rFonts w:ascii="Consolas" w:hAnsi="Consolas"/>
-          <w:lang w:val="en-US"/>
-        </w:rPr>
-        <w:t xml:space="preserve">BatchNormalization)   </w:t>
-      </w:r>
-      <w:proofErr w:type="gramEnd"/>
-      <w:r>
-        <w:rPr>
-          <w:rFonts w:ascii="Consolas" w:hAnsi="Consolas"/>
-          <w:lang w:val="en-US"/>
-        </w:rPr>
-        <w:t xml:space="preserve">         │                        │               │</w:t>
+        <w:t>│ (BatchNormalization)            │                        │               │</w:t>
       </w:r>
     </w:p>
     <w:p>
@@ -7007,23 +6538,7 @@
           <w:rFonts w:ascii="Consolas" w:hAnsi="Consolas"/>
           <w:lang w:val="en-US"/>
         </w:rPr>
-        <w:t>│ (</w:t>
-      </w:r>
-      <w:proofErr w:type="gramStart"/>
-      <w:r>
-        <w:rPr>
-          <w:rFonts w:ascii="Consolas" w:hAnsi="Consolas"/>
-          <w:lang w:val="en-US"/>
-        </w:rPr>
-        <w:t xml:space="preserve">BatchNormalization)   </w:t>
-      </w:r>
-      <w:proofErr w:type="gramEnd"/>
-      <w:r>
-        <w:rPr>
-          <w:rFonts w:ascii="Consolas" w:hAnsi="Consolas"/>
-          <w:lang w:val="en-US"/>
-        </w:rPr>
-        <w:t xml:space="preserve">         │                        │               │</w:t>
+        <w:t>│ (BatchNormalization)            │                        │               │</w:t>
       </w:r>
     </w:p>
     <w:p>
@@ -7097,23 +6612,7 @@
           <w:rFonts w:ascii="Consolas" w:hAnsi="Consolas"/>
           <w:lang w:val="en-US"/>
         </w:rPr>
-        <w:t>│ max_pooling2d_1 (MaxPooling2D</w:t>
-      </w:r>
-      <w:proofErr w:type="gramStart"/>
-      <w:r>
-        <w:rPr>
-          <w:rFonts w:ascii="Consolas" w:hAnsi="Consolas"/>
-          <w:lang w:val="en-US"/>
-        </w:rPr>
-        <w:t>)  │</w:t>
-      </w:r>
-      <w:proofErr w:type="gramEnd"/>
-      <w:r>
-        <w:rPr>
-          <w:rFonts w:ascii="Consolas" w:hAnsi="Consolas"/>
-          <w:lang w:val="en-US"/>
-        </w:rPr>
-        <w:t xml:space="preserve"> (None, 32, 32, 64)     │             0 │</w:t>
+        <w:t>│ max_pooling2d_1 (MaxPooling2D)  │ (None, 32, 32, 64)     │             0 │</w:t>
       </w:r>
     </w:p>
     <w:p>
@@ -7277,23 +6776,7 @@
           <w:rFonts w:ascii="Consolas" w:hAnsi="Consolas"/>
           <w:lang w:val="en-US"/>
         </w:rPr>
-        <w:t>│ (</w:t>
-      </w:r>
-      <w:proofErr w:type="gramStart"/>
-      <w:r>
-        <w:rPr>
-          <w:rFonts w:ascii="Consolas" w:hAnsi="Consolas"/>
-          <w:lang w:val="en-US"/>
-        </w:rPr>
-        <w:t xml:space="preserve">BatchNormalization)   </w:t>
-      </w:r>
-      <w:proofErr w:type="gramEnd"/>
-      <w:r>
-        <w:rPr>
-          <w:rFonts w:ascii="Consolas" w:hAnsi="Consolas"/>
-          <w:lang w:val="en-US"/>
-        </w:rPr>
-        <w:t xml:space="preserve">         │                        │               │</w:t>
+        <w:t>│ (BatchNormalization)            │                        │               │</w:t>
       </w:r>
     </w:p>
     <w:p>
@@ -7457,23 +6940,7 @@
           <w:rFonts w:ascii="Consolas" w:hAnsi="Consolas"/>
           <w:lang w:val="en-US"/>
         </w:rPr>
-        <w:t>│ (</w:t>
-      </w:r>
-      <w:proofErr w:type="gramStart"/>
-      <w:r>
-        <w:rPr>
-          <w:rFonts w:ascii="Consolas" w:hAnsi="Consolas"/>
-          <w:lang w:val="en-US"/>
-        </w:rPr>
-        <w:t xml:space="preserve">BatchNormalization)   </w:t>
-      </w:r>
-      <w:proofErr w:type="gramEnd"/>
-      <w:r>
-        <w:rPr>
-          <w:rFonts w:ascii="Consolas" w:hAnsi="Consolas"/>
-          <w:lang w:val="en-US"/>
-        </w:rPr>
-        <w:t xml:space="preserve">         │                        │               │</w:t>
+        <w:t>│ (BatchNormalization)            │                        │               │</w:t>
       </w:r>
     </w:p>
     <w:p>
@@ -7547,23 +7014,7 @@
           <w:rFonts w:ascii="Consolas" w:hAnsi="Consolas"/>
           <w:lang w:val="en-US"/>
         </w:rPr>
-        <w:t>│ max_pooling2d_2 (MaxPooling2D</w:t>
-      </w:r>
-      <w:proofErr w:type="gramStart"/>
-      <w:r>
-        <w:rPr>
-          <w:rFonts w:ascii="Consolas" w:hAnsi="Consolas"/>
-          <w:lang w:val="en-US"/>
-        </w:rPr>
-        <w:t>)  │</w:t>
-      </w:r>
-      <w:proofErr w:type="gramEnd"/>
-      <w:r>
-        <w:rPr>
-          <w:rFonts w:ascii="Consolas" w:hAnsi="Consolas"/>
-          <w:lang w:val="en-US"/>
-        </w:rPr>
-        <w:t xml:space="preserve"> (None, 16, 16, 128)    │             0 │</w:t>
+        <w:t>│ max_pooling2d_2 (MaxPooling2D)  │ (None, 16, 16, 128)    │             0 │</w:t>
       </w:r>
     </w:p>
     <w:p>
@@ -7727,23 +7178,7 @@
           <w:rFonts w:ascii="Consolas" w:hAnsi="Consolas"/>
           <w:lang w:val="en-US"/>
         </w:rPr>
-        <w:t>│ (</w:t>
-      </w:r>
-      <w:proofErr w:type="gramStart"/>
-      <w:r>
-        <w:rPr>
-          <w:rFonts w:ascii="Consolas" w:hAnsi="Consolas"/>
-          <w:lang w:val="en-US"/>
-        </w:rPr>
-        <w:t xml:space="preserve">BatchNormalization)   </w:t>
-      </w:r>
-      <w:proofErr w:type="gramEnd"/>
-      <w:r>
-        <w:rPr>
-          <w:rFonts w:ascii="Consolas" w:hAnsi="Consolas"/>
-          <w:lang w:val="en-US"/>
-        </w:rPr>
-        <w:t xml:space="preserve">         │                        │               │</w:t>
+        <w:t>│ (BatchNormalization)            │                        │               │</w:t>
       </w:r>
     </w:p>
     <w:p>
@@ -7908,23 +7343,7 @@
           <w:rFonts w:ascii="Consolas" w:hAnsi="Consolas"/>
           <w:lang w:val="en-US"/>
         </w:rPr>
-        <w:t>│ (</w:t>
-      </w:r>
-      <w:proofErr w:type="gramStart"/>
-      <w:r>
-        <w:rPr>
-          <w:rFonts w:ascii="Consolas" w:hAnsi="Consolas"/>
-          <w:lang w:val="en-US"/>
-        </w:rPr>
-        <w:t xml:space="preserve">BatchNormalization)   </w:t>
-      </w:r>
-      <w:proofErr w:type="gramEnd"/>
-      <w:r>
-        <w:rPr>
-          <w:rFonts w:ascii="Consolas" w:hAnsi="Consolas"/>
-          <w:lang w:val="en-US"/>
-        </w:rPr>
-        <w:t xml:space="preserve">         │                        │               │</w:t>
+        <w:t>│ (BatchNormalization)            │                        │               │</w:t>
       </w:r>
     </w:p>
     <w:p>
@@ -7998,23 +7417,7 @@
           <w:rFonts w:ascii="Consolas" w:hAnsi="Consolas"/>
           <w:lang w:val="en-US"/>
         </w:rPr>
-        <w:t>│ max_pooling2d_3 (MaxPooling2D</w:t>
-      </w:r>
-      <w:proofErr w:type="gramStart"/>
-      <w:r>
-        <w:rPr>
-          <w:rFonts w:ascii="Consolas" w:hAnsi="Consolas"/>
-          <w:lang w:val="en-US"/>
-        </w:rPr>
-        <w:t>)  │</w:t>
-      </w:r>
-      <w:proofErr w:type="gramEnd"/>
-      <w:r>
-        <w:rPr>
-          <w:rFonts w:ascii="Consolas" w:hAnsi="Consolas"/>
-          <w:lang w:val="en-US"/>
-        </w:rPr>
-        <w:t xml:space="preserve"> (None, 8, 8, 256)      │             0 │</w:t>
+        <w:t>│ max_pooling2d_3 (MaxPooling2D)  │ (None, 8, 8, 256)      │             0 │</w:t>
       </w:r>
     </w:p>
     <w:p>
@@ -8178,23 +7581,7 @@
           <w:rFonts w:ascii="Consolas" w:hAnsi="Consolas"/>
           <w:lang w:val="en-US"/>
         </w:rPr>
-        <w:t>│ dense (</w:t>
-      </w:r>
-      <w:proofErr w:type="gramStart"/>
-      <w:r>
-        <w:rPr>
-          <w:rFonts w:ascii="Consolas" w:hAnsi="Consolas"/>
-          <w:lang w:val="en-US"/>
-        </w:rPr>
-        <w:t xml:space="preserve">Dense)   </w:t>
-      </w:r>
-      <w:proofErr w:type="gramEnd"/>
-      <w:r>
-        <w:rPr>
-          <w:rFonts w:ascii="Consolas" w:hAnsi="Consolas"/>
-          <w:lang w:val="en-US"/>
-        </w:rPr>
-        <w:t xml:space="preserve">                │ (None, 256)            │        65,792 │</w:t>
+        <w:t>│ dense (Dense)                   │ (None, 256)            │        65,792 │</w:t>
       </w:r>
     </w:p>
     <w:p>
@@ -8268,23 +7655,7 @@
           <w:rFonts w:ascii="Consolas" w:hAnsi="Consolas"/>
           <w:lang w:val="en-US"/>
         </w:rPr>
-        <w:t>│ dropout (</w:t>
-      </w:r>
-      <w:proofErr w:type="gramStart"/>
-      <w:r>
-        <w:rPr>
-          <w:rFonts w:ascii="Consolas" w:hAnsi="Consolas"/>
-          <w:lang w:val="en-US"/>
-        </w:rPr>
-        <w:t xml:space="preserve">Dropout)   </w:t>
-      </w:r>
-      <w:proofErr w:type="gramEnd"/>
-      <w:r>
-        <w:rPr>
-          <w:rFonts w:ascii="Consolas" w:hAnsi="Consolas"/>
-          <w:lang w:val="en-US"/>
-        </w:rPr>
-        <w:t xml:space="preserve">            │ (None, 256)            │             0 │</w:t>
+        <w:t>│ dropout (Dropout)               │ (None, 256)            │             0 │</w:t>
       </w:r>
     </w:p>
     <w:p>
@@ -8358,23 +7729,7 @@
           <w:rFonts w:ascii="Consolas" w:hAnsi="Consolas"/>
           <w:lang w:val="en-US"/>
         </w:rPr>
-        <w:t>│ dense_1 (</w:t>
-      </w:r>
-      <w:proofErr w:type="gramStart"/>
-      <w:r>
-        <w:rPr>
-          <w:rFonts w:ascii="Consolas" w:hAnsi="Consolas"/>
-          <w:lang w:val="en-US"/>
-        </w:rPr>
-        <w:t xml:space="preserve">Dense)   </w:t>
-      </w:r>
-      <w:proofErr w:type="gramEnd"/>
-      <w:r>
-        <w:rPr>
-          <w:rFonts w:ascii="Consolas" w:hAnsi="Consolas"/>
-          <w:lang w:val="en-US"/>
-        </w:rPr>
-        <w:t xml:space="preserve">              │ (None, 5)              │         1,285 │</w:t>
+        <w:t>│ dense_1 (Dense)                 │ (None, 5)              │         1,285 │</w:t>
       </w:r>
     </w:p>
     <w:p>
@@ -8531,7 +7886,6 @@
               </w:rPr>
             </w:pPr>
             <w:proofErr w:type="spellStart"/>
-            <w:proofErr w:type="gramStart"/>
             <w:r>
               <w:rPr>
                 <w:rFonts w:cstheme="minorHAnsi"/>
@@ -8540,7 +7894,6 @@
               <w:t>model.compile</w:t>
             </w:r>
             <w:proofErr w:type="spellEnd"/>
-            <w:proofErr w:type="gramEnd"/>
             <w:r>
               <w:rPr>
                 <w:rFonts w:cstheme="minorHAnsi"/>
@@ -8564,77 +7917,59 @@
               <w:t xml:space="preserve">    optimizer=</w:t>
             </w:r>
             <w:proofErr w:type="spellStart"/>
-            <w:proofErr w:type="gramStart"/>
             <w:r>
               <w:rPr>
                 <w:rFonts w:cstheme="minorHAnsi"/>
                 <w:lang w:val="en-US"/>
               </w:rPr>
-              <w:t>keras.optimizers</w:t>
-            </w:r>
-            <w:proofErr w:type="gramEnd"/>
+              <w:t>keras.optimizers.Adam</w:t>
+            </w:r>
+            <w:proofErr w:type="spellEnd"/>
             <w:r>
               <w:rPr>
                 <w:rFonts w:cstheme="minorHAnsi"/>
                 <w:lang w:val="en-US"/>
               </w:rPr>
-              <w:t>.Adam</w:t>
-            </w:r>
-            <w:proofErr w:type="spellEnd"/>
+              <w:t>(</w:t>
+            </w:r>
+            <w:proofErr w:type="spellStart"/>
             <w:r>
               <w:rPr>
                 <w:rFonts w:cstheme="minorHAnsi"/>
                 <w:lang w:val="en-US"/>
               </w:rPr>
-              <w:t>(</w:t>
-            </w:r>
-            <w:proofErr w:type="spellStart"/>
+              <w:t>learning_rate</w:t>
+            </w:r>
+            <w:proofErr w:type="spellEnd"/>
             <w:r>
               <w:rPr>
                 <w:rFonts w:cstheme="minorHAnsi"/>
                 <w:lang w:val="en-US"/>
               </w:rPr>
-              <w:t>learning_rate</w:t>
-            </w:r>
-            <w:proofErr w:type="spellEnd"/>
-            <w:r>
+              <w:t>=1e-4),</w:t>
+            </w:r>
+          </w:p>
+          <w:p>
+            <w:pPr>
               <w:rPr>
                 <w:rFonts w:cstheme="minorHAnsi"/>
                 <w:lang w:val="en-US"/>
               </w:rPr>
-              <w:t>=1e-4),</w:t>
-            </w:r>
-          </w:p>
-          <w:p>
-            <w:pPr>
+            </w:pPr>
+            <w:r>
               <w:rPr>
                 <w:rFonts w:cstheme="minorHAnsi"/>
                 <w:lang w:val="en-US"/>
               </w:rPr>
-            </w:pPr>
+              <w:t xml:space="preserve">    loss=</w:t>
+            </w:r>
+            <w:proofErr w:type="spellStart"/>
             <w:r>
               <w:rPr>
                 <w:rFonts w:cstheme="minorHAnsi"/>
                 <w:lang w:val="en-US"/>
               </w:rPr>
-              <w:t xml:space="preserve">    loss=</w:t>
-            </w:r>
-            <w:proofErr w:type="spellStart"/>
-            <w:proofErr w:type="gramStart"/>
-            <w:r>
-              <w:rPr>
-                <w:rFonts w:cstheme="minorHAnsi"/>
-                <w:lang w:val="en-US"/>
-              </w:rPr>
-              <w:t>keras.losses</w:t>
-            </w:r>
-            <w:proofErr w:type="gramEnd"/>
-            <w:r>
-              <w:rPr>
-                <w:rFonts w:cstheme="minorHAnsi"/>
-                <w:lang w:val="en-US"/>
-              </w:rPr>
-              <w:t>.SparseCategoricalCrossentropy</w:t>
+              <w:t>keras.losses.SparseCategoricalCrossentropy</w:t>
             </w:r>
             <w:proofErr w:type="spellEnd"/>
             <w:r>
@@ -8697,6 +8032,28 @@
           <w:szCs w:val="22"/>
         </w:rPr>
         <w:t>Entrenamiento:</w:t>
+      </w:r>
+    </w:p>
+    <w:p>
+      <w:pPr>
+        <w:rPr>
+          <w:sz w:val="22"/>
+          <w:szCs w:val="22"/>
+        </w:rPr>
+      </w:pPr>
+      <w:r>
+        <w:rPr>
+          <w:sz w:val="22"/>
+          <w:szCs w:val="22"/>
+        </w:rPr>
+        <w:t xml:space="preserve">Debido al escaso poder de cómputo del que disponga, </w:t>
+      </w:r>
+      <w:r>
+        <w:rPr>
+          <w:sz w:val="22"/>
+          <w:szCs w:val="22"/>
+        </w:rPr>
+        <w:t>usaremos solamente 10 épocas.</w:t>
       </w:r>
     </w:p>
     <w:tbl>
@@ -8766,7 +8123,6 @@
               <w:t xml:space="preserve">history = </w:t>
             </w:r>
             <w:proofErr w:type="spellStart"/>
-            <w:proofErr w:type="gramStart"/>
             <w:r>
               <w:rPr>
                 <w:rFonts w:ascii="Consolas" w:hAnsi="Consolas"/>
@@ -8782,7 +8138,6 @@
               </w:rPr>
               <w:t>(</w:t>
             </w:r>
-            <w:proofErr w:type="gramEnd"/>
           </w:p>
           <w:p>
             <w:pPr>
@@ -9085,6 +8440,7 @@
                 <w:rFonts w:ascii="Consolas" w:hAnsi="Consolas"/>
                 <w:lang w:val="en-US"/>
               </w:rPr>
+              <w:lastRenderedPageBreak/>
               <w:t xml:space="preserve">353/353 ━━━━━━━━━━━━━━━━━━━━ 2110s 6s/step - accuracy: 0.6987 - loss: 0.8430 - </w:t>
             </w:r>
             <w:proofErr w:type="spellStart"/>
@@ -9147,7 +8503,6 @@
                 <w:rFonts w:ascii="Consolas" w:hAnsi="Consolas"/>
                 <w:lang w:val="en-US"/>
               </w:rPr>
-              <w:lastRenderedPageBreak/>
               <w:t xml:space="preserve">353/353 ━━━━━━━━━━━━━━━━━━━━ 2078s 6s/step - accuracy: 0.7347 - loss: 0.7355 - </w:t>
             </w:r>
             <w:proofErr w:type="spellStart"/>
@@ -9593,7 +8948,7 @@
         </w:numPr>
         <w:spacing w:after="240"/>
       </w:pPr>
-      <w:bookmarkStart w:id="7" w:name="_Toc223797253"/>
+      <w:bookmarkStart w:id="7" w:name="_Toc223798815"/>
       <w:r>
         <w:t>Evalúa los resultados que se obtuvieron con el clasificador construido.</w:t>
       </w:r>
@@ -9604,7 +8959,7 @@
         <w:pStyle w:val="Ttulo3"/>
         <w:ind w:left="360"/>
       </w:pPr>
-      <w:bookmarkStart w:id="8" w:name="_Toc223797254"/>
+      <w:bookmarkStart w:id="8" w:name="_Toc223798816"/>
       <w:r>
         <w:t xml:space="preserve">5.1 </w:t>
       </w:r>
@@ -9668,7 +9023,6 @@
               <w:t xml:space="preserve"> = </w:t>
             </w:r>
             <w:proofErr w:type="spellStart"/>
-            <w:proofErr w:type="gramStart"/>
             <w:r>
               <w:rPr>
                 <w:rFonts w:ascii="Consolas" w:hAnsi="Consolas"/>
@@ -9677,7 +9031,6 @@
               <w:t>model.evaluate</w:t>
             </w:r>
             <w:proofErr w:type="spellEnd"/>
-            <w:proofErr w:type="gramEnd"/>
             <w:r>
               <w:rPr>
                 <w:rFonts w:ascii="Consolas" w:hAnsi="Consolas"/>
@@ -9709,7 +9062,6 @@
               </w:rPr>
             </w:pPr>
             <w:proofErr w:type="spellStart"/>
-            <w:proofErr w:type="gramStart"/>
             <w:r>
               <w:rPr>
                 <w:rFonts w:ascii="Consolas" w:hAnsi="Consolas"/>
@@ -9724,7 +9076,6 @@
               <w:t>(</w:t>
             </w:r>
             <w:proofErr w:type="spellStart"/>
-            <w:proofErr w:type="gramEnd"/>
             <w:r>
               <w:rPr>
                 <w:rFonts w:ascii="Consolas" w:hAnsi="Consolas"/>
@@ -9746,7 +9097,6 @@
               </w:rPr>
             </w:pPr>
             <w:proofErr w:type="spellStart"/>
-            <w:proofErr w:type="gramStart"/>
             <w:r>
               <w:rPr>
                 <w:rFonts w:ascii="Consolas" w:hAnsi="Consolas"/>
@@ -9761,7 +9111,6 @@
               <w:t>(</w:t>
             </w:r>
             <w:proofErr w:type="spellStart"/>
-            <w:proofErr w:type="gramEnd"/>
             <w:r>
               <w:rPr>
                 <w:rFonts w:ascii="Consolas" w:hAnsi="Consolas"/>
@@ -9872,7 +9221,7 @@
         <w:pStyle w:val="Ttulo3"/>
         <w:ind w:left="360"/>
       </w:pPr>
-      <w:bookmarkStart w:id="9" w:name="_Toc223797255"/>
+      <w:bookmarkStart w:id="9" w:name="_Toc223798817"/>
       <w:r>
         <w:t xml:space="preserve">5.2 </w:t>
       </w:r>
@@ -9904,7 +9253,6 @@
               </w:rPr>
             </w:pPr>
             <w:proofErr w:type="spellStart"/>
-            <w:proofErr w:type="gramStart"/>
             <w:r>
               <w:rPr>
                 <w:rFonts w:ascii="Consolas" w:hAnsi="Consolas"/>
@@ -9913,7 +9261,6 @@
               <w:t>plt.figure</w:t>
             </w:r>
             <w:proofErr w:type="spellEnd"/>
-            <w:proofErr w:type="gramEnd"/>
             <w:r>
               <w:rPr>
                 <w:rFonts w:ascii="Consolas" w:hAnsi="Consolas"/>
@@ -9978,7 +9325,6 @@
               </w:rPr>
             </w:pPr>
             <w:proofErr w:type="spellStart"/>
-            <w:proofErr w:type="gramStart"/>
             <w:r>
               <w:rPr>
                 <w:rFonts w:ascii="Consolas" w:hAnsi="Consolas"/>
@@ -9987,7 +9333,6 @@
               <w:t>plt.subplot</w:t>
             </w:r>
             <w:proofErr w:type="spellEnd"/>
-            <w:proofErr w:type="gramEnd"/>
             <w:r>
               <w:rPr>
                 <w:rFonts w:ascii="Consolas" w:hAnsi="Consolas"/>
@@ -10004,7 +9349,6 @@
               </w:rPr>
             </w:pPr>
             <w:proofErr w:type="spellStart"/>
-            <w:proofErr w:type="gramStart"/>
             <w:r>
               <w:rPr>
                 <w:rFonts w:ascii="Consolas" w:hAnsi="Consolas"/>
@@ -10013,7 +9357,6 @@
               <w:t>plt.plot</w:t>
             </w:r>
             <w:proofErr w:type="spellEnd"/>
-            <w:proofErr w:type="gramEnd"/>
             <w:r>
               <w:rPr>
                 <w:rFonts w:ascii="Consolas" w:hAnsi="Consolas"/>
@@ -10062,7 +9405,6 @@
               </w:rPr>
             </w:pPr>
             <w:proofErr w:type="spellStart"/>
-            <w:proofErr w:type="gramStart"/>
             <w:r>
               <w:rPr>
                 <w:rFonts w:ascii="Consolas" w:hAnsi="Consolas"/>
@@ -10071,7 +9413,6 @@
               <w:t>plt.plot</w:t>
             </w:r>
             <w:proofErr w:type="spellEnd"/>
-            <w:proofErr w:type="gramEnd"/>
             <w:r>
               <w:rPr>
                 <w:rFonts w:ascii="Consolas" w:hAnsi="Consolas"/>
@@ -10135,7 +9476,6 @@
               </w:rPr>
             </w:pPr>
             <w:proofErr w:type="spellStart"/>
-            <w:proofErr w:type="gramStart"/>
             <w:r>
               <w:rPr>
                 <w:rFonts w:ascii="Consolas" w:hAnsi="Consolas"/>
@@ -10143,7 +9483,6 @@
               <w:t>plt.title</w:t>
             </w:r>
             <w:proofErr w:type="spellEnd"/>
-            <w:proofErr w:type="gramEnd"/>
             <w:r>
               <w:rPr>
                 <w:rFonts w:ascii="Consolas" w:hAnsi="Consolas"/>
@@ -10158,7 +9497,6 @@
               </w:rPr>
             </w:pPr>
             <w:proofErr w:type="spellStart"/>
-            <w:proofErr w:type="gramStart"/>
             <w:r>
               <w:rPr>
                 <w:rFonts w:ascii="Consolas" w:hAnsi="Consolas"/>
@@ -10166,7 +9504,6 @@
               <w:t>plt.xlabel</w:t>
             </w:r>
             <w:proofErr w:type="spellEnd"/>
-            <w:proofErr w:type="gramEnd"/>
             <w:r>
               <w:rPr>
                 <w:rFonts w:ascii="Consolas" w:hAnsi="Consolas"/>
@@ -10182,16 +9519,15 @@
               </w:rPr>
             </w:pPr>
             <w:proofErr w:type="spellStart"/>
-            <w:proofErr w:type="gramStart"/>
-            <w:r>
-              <w:rPr>
-                <w:rFonts w:ascii="Consolas" w:hAnsi="Consolas"/>
-                <w:lang w:val="en-US"/>
-              </w:rPr>
+            <w:r>
+              <w:rPr>
+                <w:rFonts w:ascii="Consolas" w:hAnsi="Consolas"/>
+                <w:lang w:val="en-US"/>
+              </w:rPr>
+              <w:lastRenderedPageBreak/>
               <w:t>plt.ylabel</w:t>
             </w:r>
             <w:proofErr w:type="spellEnd"/>
-            <w:proofErr w:type="gramEnd"/>
             <w:r>
               <w:rPr>
                 <w:rFonts w:ascii="Consolas" w:hAnsi="Consolas"/>
@@ -10208,7 +9544,6 @@
               </w:rPr>
             </w:pPr>
             <w:proofErr w:type="spellStart"/>
-            <w:proofErr w:type="gramStart"/>
             <w:r>
               <w:rPr>
                 <w:rFonts w:ascii="Consolas" w:hAnsi="Consolas"/>
@@ -10217,7 +9552,6 @@
               <w:t>plt.legend</w:t>
             </w:r>
             <w:proofErr w:type="spellEnd"/>
-            <w:proofErr w:type="gramEnd"/>
             <w:r>
               <w:rPr>
                 <w:rFonts w:ascii="Consolas" w:hAnsi="Consolas"/>
@@ -10246,7 +9580,6 @@
                 <w:rFonts w:ascii="Consolas" w:hAnsi="Consolas"/>
                 <w:lang w:val="en-US"/>
               </w:rPr>
-              <w:lastRenderedPageBreak/>
               <w:t xml:space="preserve"># </w:t>
             </w:r>
             <w:proofErr w:type="spellStart"/>
@@ -10267,7 +9600,6 @@
               </w:rPr>
             </w:pPr>
             <w:proofErr w:type="spellStart"/>
-            <w:proofErr w:type="gramStart"/>
             <w:r>
               <w:rPr>
                 <w:rFonts w:ascii="Consolas" w:hAnsi="Consolas"/>
@@ -10276,7 +9608,6 @@
               <w:t>plt.subplot</w:t>
             </w:r>
             <w:proofErr w:type="spellEnd"/>
-            <w:proofErr w:type="gramEnd"/>
             <w:r>
               <w:rPr>
                 <w:rFonts w:ascii="Consolas" w:hAnsi="Consolas"/>
@@ -10293,7 +9624,6 @@
               </w:rPr>
             </w:pPr>
             <w:proofErr w:type="spellStart"/>
-            <w:proofErr w:type="gramStart"/>
             <w:r>
               <w:rPr>
                 <w:rFonts w:ascii="Consolas" w:hAnsi="Consolas"/>
@@ -10302,7 +9632,6 @@
               <w:t>plt.plot</w:t>
             </w:r>
             <w:proofErr w:type="spellEnd"/>
-            <w:proofErr w:type="gramEnd"/>
             <w:r>
               <w:rPr>
                 <w:rFonts w:ascii="Consolas" w:hAnsi="Consolas"/>
@@ -10351,7 +9680,6 @@
               </w:rPr>
             </w:pPr>
             <w:proofErr w:type="spellStart"/>
-            <w:proofErr w:type="gramStart"/>
             <w:r>
               <w:rPr>
                 <w:rFonts w:ascii="Consolas" w:hAnsi="Consolas"/>
@@ -10360,7 +9688,6 @@
               <w:t>plt.plot</w:t>
             </w:r>
             <w:proofErr w:type="spellEnd"/>
-            <w:proofErr w:type="gramEnd"/>
             <w:r>
               <w:rPr>
                 <w:rFonts w:ascii="Consolas" w:hAnsi="Consolas"/>
@@ -10424,7 +9751,6 @@
               </w:rPr>
             </w:pPr>
             <w:proofErr w:type="spellStart"/>
-            <w:proofErr w:type="gramStart"/>
             <w:r>
               <w:rPr>
                 <w:rFonts w:ascii="Consolas" w:hAnsi="Consolas"/>
@@ -10432,7 +9758,6 @@
               <w:t>plt.title</w:t>
             </w:r>
             <w:proofErr w:type="spellEnd"/>
-            <w:proofErr w:type="gramEnd"/>
             <w:r>
               <w:rPr>
                 <w:rFonts w:ascii="Consolas" w:hAnsi="Consolas"/>
@@ -10447,7 +9772,6 @@
               </w:rPr>
             </w:pPr>
             <w:proofErr w:type="spellStart"/>
-            <w:proofErr w:type="gramStart"/>
             <w:r>
               <w:rPr>
                 <w:rFonts w:ascii="Consolas" w:hAnsi="Consolas"/>
@@ -10455,7 +9779,6 @@
               <w:t>plt.xlabel</w:t>
             </w:r>
             <w:proofErr w:type="spellEnd"/>
-            <w:proofErr w:type="gramEnd"/>
             <w:r>
               <w:rPr>
                 <w:rFonts w:ascii="Consolas" w:hAnsi="Consolas"/>
@@ -10471,7 +9794,6 @@
               </w:rPr>
             </w:pPr>
             <w:proofErr w:type="spellStart"/>
-            <w:proofErr w:type="gramStart"/>
             <w:r>
               <w:rPr>
                 <w:rFonts w:ascii="Consolas" w:hAnsi="Consolas"/>
@@ -10480,7 +9802,6 @@
               <w:t>plt.ylabel</w:t>
             </w:r>
             <w:proofErr w:type="spellEnd"/>
-            <w:proofErr w:type="gramEnd"/>
             <w:r>
               <w:rPr>
                 <w:rFonts w:ascii="Consolas" w:hAnsi="Consolas"/>
@@ -10497,7 +9818,6 @@
               </w:rPr>
             </w:pPr>
             <w:proofErr w:type="spellStart"/>
-            <w:proofErr w:type="gramStart"/>
             <w:r>
               <w:rPr>
                 <w:rFonts w:ascii="Consolas" w:hAnsi="Consolas"/>
@@ -10506,7 +9826,6 @@
               <w:t>plt.legend</w:t>
             </w:r>
             <w:proofErr w:type="spellEnd"/>
-            <w:proofErr w:type="gramEnd"/>
             <w:r>
               <w:rPr>
                 <w:rFonts w:ascii="Consolas" w:hAnsi="Consolas"/>
@@ -10531,7 +9850,6 @@
               </w:rPr>
             </w:pPr>
             <w:proofErr w:type="spellStart"/>
-            <w:proofErr w:type="gramStart"/>
             <w:r>
               <w:rPr>
                 <w:rFonts w:ascii="Consolas" w:hAnsi="Consolas"/>
@@ -10540,7 +9858,6 @@
               <w:t>plt.show</w:t>
             </w:r>
             <w:proofErr w:type="spellEnd"/>
-            <w:proofErr w:type="gramEnd"/>
             <w:r>
               <w:rPr>
                 <w:rFonts w:ascii="Consolas" w:hAnsi="Consolas"/>
@@ -10553,24 +9870,19 @@
       </w:tr>
     </w:tbl>
     <w:p>
-      <w:pPr>
-        <w:pStyle w:val="Ttulo3"/>
-        <w:ind w:left="360"/>
-      </w:pPr>
-      <w:bookmarkStart w:id="10" w:name="_Toc223797256"/>
       <w:r>
         <w:rPr>
           <w:noProof/>
         </w:rPr>
         <w:lastRenderedPageBreak/>
         <w:drawing>
-          <wp:anchor distT="0" distB="0" distL="114300" distR="114300" simplePos="0" relativeHeight="251660288" behindDoc="0" locked="0" layoutInCell="1" allowOverlap="1" wp14:anchorId="08F121DB" wp14:editId="18CF3DE9">
+          <wp:anchor distT="0" distB="0" distL="114300" distR="114300" simplePos="0" relativeHeight="251660288" behindDoc="0" locked="0" layoutInCell="1" allowOverlap="1" wp14:anchorId="08F121DB" wp14:editId="737EBA07">
             <wp:simplePos x="0" y="0"/>
             <wp:positionH relativeFrom="column">
               <wp:posOffset>-3810</wp:posOffset>
             </wp:positionH>
             <wp:positionV relativeFrom="paragraph">
-              <wp:posOffset>135255</wp:posOffset>
+              <wp:posOffset>167640</wp:posOffset>
             </wp:positionV>
             <wp:extent cx="5612130" cy="2616200"/>
             <wp:effectExtent l="0" t="0" r="7620" b="0"/>
@@ -10614,6 +9926,76 @@
         </w:drawing>
       </w:r>
       <w:r>
+        <w:t xml:space="preserve"> </w:t>
+      </w:r>
+    </w:p>
+    <w:p>
+      <w:pPr>
+        <w:pStyle w:val="Ttulo3"/>
+        <w:ind w:left="360"/>
+      </w:pPr>
+    </w:p>
+    <w:p>
+      <w:pPr>
+        <w:rPr>
+          <w:sz w:val="22"/>
+          <w:szCs w:val="22"/>
+        </w:rPr>
+      </w:pPr>
+      <w:r>
+        <w:rPr>
+          <w:sz w:val="22"/>
+          <w:szCs w:val="22"/>
+        </w:rPr>
+        <w:t>P</w:t>
+      </w:r>
+      <w:r>
+        <w:rPr>
+          <w:sz w:val="22"/>
+          <w:szCs w:val="22"/>
+        </w:rPr>
+        <w:t xml:space="preserve">odemos ver que el modelo </w:t>
+      </w:r>
+      <w:r>
+        <w:rPr>
+          <w:sz w:val="22"/>
+          <w:szCs w:val="22"/>
+        </w:rPr>
+        <w:t xml:space="preserve">va mejorando la precisión con el paso de las épocas, sin </w:t>
+      </w:r>
+      <w:proofErr w:type="gramStart"/>
+      <w:r>
+        <w:rPr>
+          <w:sz w:val="22"/>
+          <w:szCs w:val="22"/>
+        </w:rPr>
+        <w:t>embargo</w:t>
+      </w:r>
+      <w:proofErr w:type="gramEnd"/>
+      <w:r>
+        <w:rPr>
+          <w:sz w:val="22"/>
+          <w:szCs w:val="22"/>
+        </w:rPr>
+        <w:t xml:space="preserve"> vamos a parar en 10.</w:t>
+      </w:r>
+    </w:p>
+    <w:p>
+      <w:pPr>
+        <w:rPr>
+          <w:sz w:val="22"/>
+          <w:szCs w:val="22"/>
+        </w:rPr>
+      </w:pPr>
+    </w:p>
+    <w:p/>
+    <w:p>
+      <w:pPr>
+        <w:pStyle w:val="Ttulo3"/>
+        <w:ind w:left="360"/>
+      </w:pPr>
+      <w:bookmarkStart w:id="10" w:name="_Toc223798818"/>
+      <w:r>
         <w:t xml:space="preserve">5.3 </w:t>
       </w:r>
       <w:r>
@@ -10785,7 +10167,6 @@
               <w:t xml:space="preserve">    preds = </w:t>
             </w:r>
             <w:proofErr w:type="spellStart"/>
-            <w:proofErr w:type="gramStart"/>
             <w:r>
               <w:rPr>
                 <w:rFonts w:ascii="Consolas" w:hAnsi="Consolas"/>
@@ -10794,7 +10175,6 @@
               <w:t>model.predict</w:t>
             </w:r>
             <w:proofErr w:type="spellEnd"/>
-            <w:proofErr w:type="gramEnd"/>
             <w:r>
               <w:rPr>
                 <w:rFonts w:ascii="Consolas" w:hAnsi="Consolas"/>
@@ -10823,18 +10203,9 @@
                 <w:rFonts w:ascii="Consolas" w:hAnsi="Consolas"/>
                 <w:lang w:val="en-US"/>
               </w:rPr>
-              <w:t>y_</w:t>
-            </w:r>
-            <w:proofErr w:type="gramStart"/>
-            <w:r>
-              <w:rPr>
-                <w:rFonts w:ascii="Consolas" w:hAnsi="Consolas"/>
-                <w:lang w:val="en-US"/>
-              </w:rPr>
-              <w:t>true.extend</w:t>
-            </w:r>
-            <w:proofErr w:type="spellEnd"/>
-            <w:proofErr w:type="gramEnd"/>
+              <w:t>y_true.extend</w:t>
+            </w:r>
+            <w:proofErr w:type="spellEnd"/>
             <w:r>
               <w:rPr>
                 <w:rFonts w:ascii="Consolas" w:hAnsi="Consolas"/>
@@ -10877,17 +10248,9 @@
               <w:rPr>
                 <w:rFonts w:ascii="Consolas" w:hAnsi="Consolas"/>
               </w:rPr>
-              <w:t>y_</w:t>
-            </w:r>
-            <w:proofErr w:type="gramStart"/>
-            <w:r>
-              <w:rPr>
-                <w:rFonts w:ascii="Consolas" w:hAnsi="Consolas"/>
-              </w:rPr>
-              <w:t>pred.extend</w:t>
-            </w:r>
-            <w:proofErr w:type="spellEnd"/>
-            <w:proofErr w:type="gramEnd"/>
+              <w:t>y_pred.extend</w:t>
+            </w:r>
+            <w:proofErr w:type="spellEnd"/>
             <w:r>
               <w:rPr>
                 <w:rFonts w:ascii="Consolas" w:hAnsi="Consolas"/>
@@ -10941,6 +10304,7 @@
               <w:rPr>
                 <w:rFonts w:ascii="Consolas" w:hAnsi="Consolas"/>
               </w:rPr>
+              <w:lastRenderedPageBreak/>
               <w:t>y_true</w:t>
             </w:r>
             <w:proofErr w:type="spellEnd"/>
@@ -10951,7 +10315,6 @@
               <w:t xml:space="preserve"> = </w:t>
             </w:r>
             <w:proofErr w:type="spellStart"/>
-            <w:proofErr w:type="gramStart"/>
             <w:r>
               <w:rPr>
                 <w:rFonts w:ascii="Consolas" w:hAnsi="Consolas"/>
@@ -10959,7 +10322,6 @@
               <w:t>np.array</w:t>
             </w:r>
             <w:proofErr w:type="spellEnd"/>
-            <w:proofErr w:type="gramEnd"/>
             <w:r>
               <w:rPr>
                 <w:rFonts w:ascii="Consolas" w:hAnsi="Consolas"/>
@@ -11002,7 +10364,6 @@
               <w:t xml:space="preserve"> = </w:t>
             </w:r>
             <w:proofErr w:type="spellStart"/>
-            <w:proofErr w:type="gramStart"/>
             <w:r>
               <w:rPr>
                 <w:rFonts w:ascii="Consolas" w:hAnsi="Consolas"/>
@@ -11010,7 +10371,6 @@
               <w:t>np.array</w:t>
             </w:r>
             <w:proofErr w:type="spellEnd"/>
-            <w:proofErr w:type="gramEnd"/>
             <w:r>
               <w:rPr>
                 <w:rFonts w:ascii="Consolas" w:hAnsi="Consolas"/>
@@ -11073,7 +10433,6 @@
               <w:t xml:space="preserve">from </w:t>
             </w:r>
             <w:proofErr w:type="spellStart"/>
-            <w:proofErr w:type="gramStart"/>
             <w:r>
               <w:rPr>
                 <w:rFonts w:ascii="Consolas" w:hAnsi="Consolas"/>
@@ -11082,7 +10441,6 @@
               <w:t>sklearn.metrics</w:t>
             </w:r>
             <w:proofErr w:type="spellEnd"/>
-            <w:proofErr w:type="gramEnd"/>
             <w:r>
               <w:rPr>
                 <w:rFonts w:ascii="Consolas" w:hAnsi="Consolas"/>
@@ -11117,14 +10475,7 @@
               <w:rPr>
                 <w:rFonts w:ascii="Consolas" w:hAnsi="Consolas"/>
               </w:rPr>
-              <w:t>confusion_</w:t>
-            </w:r>
-            <w:proofErr w:type="gramStart"/>
-            <w:r>
-              <w:rPr>
-                <w:rFonts w:ascii="Consolas" w:hAnsi="Consolas"/>
-              </w:rPr>
-              <w:t>matrix</w:t>
+              <w:t>confusion_matrix</w:t>
             </w:r>
             <w:proofErr w:type="spellEnd"/>
             <w:r>
@@ -11134,7 +10485,6 @@
               <w:t>(</w:t>
             </w:r>
             <w:proofErr w:type="spellStart"/>
-            <w:proofErr w:type="gramEnd"/>
             <w:r>
               <w:rPr>
                 <w:rFonts w:ascii="Consolas" w:hAnsi="Consolas"/>
@@ -11235,7 +10585,6 @@
               <w:t xml:space="preserve">import </w:t>
             </w:r>
             <w:proofErr w:type="spellStart"/>
-            <w:proofErr w:type="gramStart"/>
             <w:r>
               <w:rPr>
                 <w:rFonts w:ascii="Consolas" w:hAnsi="Consolas"/>
@@ -11244,7 +10593,6 @@
               <w:t>matplotlib.pyplot</w:t>
             </w:r>
             <w:proofErr w:type="spellEnd"/>
-            <w:proofErr w:type="gramEnd"/>
             <w:r>
               <w:rPr>
                 <w:rFonts w:ascii="Consolas" w:hAnsi="Consolas"/>
@@ -11278,7 +10626,6 @@
               </w:rPr>
             </w:pPr>
             <w:proofErr w:type="spellStart"/>
-            <w:proofErr w:type="gramStart"/>
             <w:r>
               <w:rPr>
                 <w:rFonts w:ascii="Consolas" w:hAnsi="Consolas"/>
@@ -11287,7 +10634,6 @@
               <w:t>plt.figure</w:t>
             </w:r>
             <w:proofErr w:type="spellEnd"/>
-            <w:proofErr w:type="gramEnd"/>
             <w:r>
               <w:rPr>
                 <w:rFonts w:ascii="Consolas" w:hAnsi="Consolas"/>
@@ -11320,7 +10666,6 @@
               </w:rPr>
             </w:pPr>
             <w:proofErr w:type="spellStart"/>
-            <w:proofErr w:type="gramStart"/>
             <w:r>
               <w:rPr>
                 <w:rFonts w:ascii="Consolas" w:hAnsi="Consolas"/>
@@ -11329,7 +10674,6 @@
               <w:t>sns.heatmap</w:t>
             </w:r>
             <w:proofErr w:type="spellEnd"/>
-            <w:proofErr w:type="gramEnd"/>
             <w:r>
               <w:rPr>
                 <w:rFonts w:ascii="Consolas" w:hAnsi="Consolas"/>
@@ -11487,7 +10831,6 @@
               </w:rPr>
             </w:pPr>
             <w:proofErr w:type="spellStart"/>
-            <w:proofErr w:type="gramStart"/>
             <w:r>
               <w:rPr>
                 <w:rFonts w:ascii="Consolas" w:hAnsi="Consolas"/>
@@ -11495,7 +10838,6 @@
               <w:t>plt.xlabel</w:t>
             </w:r>
             <w:proofErr w:type="spellEnd"/>
-            <w:proofErr w:type="gramEnd"/>
             <w:r>
               <w:rPr>
                 <w:rFonts w:ascii="Consolas" w:hAnsi="Consolas"/>
@@ -11510,7 +10852,6 @@
               </w:rPr>
             </w:pPr>
             <w:proofErr w:type="spellStart"/>
-            <w:proofErr w:type="gramStart"/>
             <w:r>
               <w:rPr>
                 <w:rFonts w:ascii="Consolas" w:hAnsi="Consolas"/>
@@ -11518,7 +10859,6 @@
               <w:t>plt.ylabel</w:t>
             </w:r>
             <w:proofErr w:type="spellEnd"/>
-            <w:proofErr w:type="gramEnd"/>
             <w:r>
               <w:rPr>
                 <w:rFonts w:ascii="Consolas" w:hAnsi="Consolas"/>
@@ -11533,7 +10873,6 @@
               </w:rPr>
             </w:pPr>
             <w:proofErr w:type="spellStart"/>
-            <w:proofErr w:type="gramStart"/>
             <w:r>
               <w:rPr>
                 <w:rFonts w:ascii="Consolas" w:hAnsi="Consolas"/>
@@ -11541,7 +10880,6 @@
               <w:t>plt.title</w:t>
             </w:r>
             <w:proofErr w:type="spellEnd"/>
-            <w:proofErr w:type="gramEnd"/>
             <w:r>
               <w:rPr>
                 <w:rFonts w:ascii="Consolas" w:hAnsi="Consolas"/>
@@ -11556,7 +10894,6 @@
               </w:rPr>
             </w:pPr>
             <w:proofErr w:type="spellStart"/>
-            <w:proofErr w:type="gramStart"/>
             <w:r>
               <w:rPr>
                 <w:rFonts w:ascii="Consolas" w:hAnsi="Consolas"/>
@@ -11564,7 +10901,6 @@
               <w:t>plt.show</w:t>
             </w:r>
             <w:proofErr w:type="spellEnd"/>
-            <w:proofErr w:type="gramEnd"/>
             <w:r>
               <w:rPr>
                 <w:rFonts w:ascii="Consolas" w:hAnsi="Consolas"/>
@@ -11603,145 +10939,72 @@
                 <w:lang w:val="en-US"/>
               </w:rPr>
             </w:pPr>
-            <w:proofErr w:type="gramStart"/>
-            <w:r>
-              <w:rPr>
-                <w:rFonts w:ascii="Consolas" w:hAnsi="Consolas"/>
-                <w:lang w:val="en-US"/>
-              </w:rPr>
-              <w:t>array(</w:t>
-            </w:r>
-            <w:proofErr w:type="gramEnd"/>
-            <w:r>
-              <w:rPr>
-                <w:rFonts w:ascii="Consolas" w:hAnsi="Consolas"/>
-                <w:lang w:val="en-US"/>
-              </w:rPr>
-              <w:t>[[223,  27,  16,  58, 171],</w:t>
-            </w:r>
-          </w:p>
-          <w:p>
-            <w:pPr>
-              <w:rPr>
-                <w:rFonts w:ascii="Consolas" w:hAnsi="Consolas"/>
-                <w:lang w:val="en-US"/>
-              </w:rPr>
-            </w:pPr>
-            <w:r>
-              <w:rPr>
-                <w:rFonts w:ascii="Consolas" w:hAnsi="Consolas"/>
-                <w:lang w:val="en-US"/>
-              </w:rPr>
-              <w:t xml:space="preserve">       [ 26, </w:t>
-            </w:r>
-            <w:proofErr w:type="gramStart"/>
-            <w:r>
-              <w:rPr>
-                <w:rFonts w:ascii="Consolas" w:hAnsi="Consolas"/>
-                <w:lang w:val="en-US"/>
-              </w:rPr>
-              <w:t xml:space="preserve">112,   </w:t>
-            </w:r>
-            <w:proofErr w:type="gramEnd"/>
-            <w:r>
-              <w:rPr>
-                <w:rFonts w:ascii="Consolas" w:hAnsi="Consolas"/>
-                <w:lang w:val="en-US"/>
-              </w:rPr>
-              <w:t>5,  18, 119],</w:t>
-            </w:r>
-          </w:p>
-          <w:p>
-            <w:pPr>
-              <w:rPr>
-                <w:rFonts w:ascii="Consolas" w:hAnsi="Consolas"/>
-                <w:lang w:val="en-US"/>
-              </w:rPr>
-            </w:pPr>
-            <w:r>
-              <w:rPr>
-                <w:rFonts w:ascii="Consolas" w:hAnsi="Consolas"/>
-                <w:lang w:val="en-US"/>
-              </w:rPr>
-              <w:t xml:space="preserve">       [ </w:t>
-            </w:r>
-            <w:proofErr w:type="gramStart"/>
-            <w:r>
-              <w:rPr>
-                <w:rFonts w:ascii="Consolas" w:hAnsi="Consolas"/>
-                <w:lang w:val="en-US"/>
-              </w:rPr>
-              <w:t xml:space="preserve">17,   </w:t>
-            </w:r>
-            <w:proofErr w:type="gramEnd"/>
-            <w:r>
-              <w:rPr>
-                <w:rFonts w:ascii="Consolas" w:hAnsi="Consolas"/>
-                <w:lang w:val="en-US"/>
-              </w:rPr>
-              <w:t>8,  76,   9,  58],</w:t>
-            </w:r>
-          </w:p>
-          <w:p>
-            <w:pPr>
-              <w:rPr>
-                <w:rFonts w:ascii="Consolas" w:hAnsi="Consolas"/>
-                <w:lang w:val="en-US"/>
-              </w:rPr>
-            </w:pPr>
-            <w:r>
-              <w:rPr>
-                <w:rFonts w:ascii="Consolas" w:hAnsi="Consolas"/>
-                <w:lang w:val="en-US"/>
-              </w:rPr>
-              <w:t xml:space="preserve">       </w:t>
-            </w:r>
-            <w:proofErr w:type="gramStart"/>
-            <w:r>
-              <w:rPr>
-                <w:rFonts w:ascii="Consolas" w:hAnsi="Consolas"/>
-                <w:lang w:val="en-US"/>
-              </w:rPr>
-              <w:t>[  6</w:t>
-            </w:r>
-            <w:proofErr w:type="gramEnd"/>
-            <w:r>
-              <w:rPr>
-                <w:rFonts w:ascii="Consolas" w:hAnsi="Consolas"/>
-                <w:lang w:val="en-US"/>
-              </w:rPr>
-              <w:t>,   1,   0, 151,  44],</w:t>
-            </w:r>
-          </w:p>
-          <w:p>
-            <w:pPr>
-              <w:rPr>
-                <w:rFonts w:ascii="Consolas" w:hAnsi="Consolas"/>
-                <w:lang w:val="en-US"/>
-              </w:rPr>
-            </w:pPr>
-            <w:r>
-              <w:rPr>
-                <w:rFonts w:ascii="Consolas" w:hAnsi="Consolas"/>
-                <w:lang w:val="en-US"/>
-              </w:rPr>
-              <w:t xml:space="preserve">       [ </w:t>
-            </w:r>
-            <w:proofErr w:type="gramStart"/>
-            <w:r>
-              <w:rPr>
-                <w:rFonts w:ascii="Consolas" w:hAnsi="Consolas"/>
-                <w:lang w:val="en-US"/>
-              </w:rPr>
-              <w:t xml:space="preserve">22,   </w:t>
-            </w:r>
-            <w:proofErr w:type="gramEnd"/>
-            <w:r>
-              <w:rPr>
-                <w:rFonts w:ascii="Consolas" w:hAnsi="Consolas"/>
-                <w:lang w:val="en-US"/>
-              </w:rPr>
-              <w:t>0,   1,   9, 261]])</w:t>
+            <w:r>
+              <w:rPr>
+                <w:rFonts w:ascii="Consolas" w:hAnsi="Consolas"/>
+                <w:lang w:val="en-US"/>
+              </w:rPr>
+              <w:t>array([[223,  27,  16,  58, 171],</w:t>
+            </w:r>
+          </w:p>
+          <w:p>
+            <w:pPr>
+              <w:rPr>
+                <w:rFonts w:ascii="Consolas" w:hAnsi="Consolas"/>
+                <w:lang w:val="en-US"/>
+              </w:rPr>
+            </w:pPr>
+            <w:r>
+              <w:rPr>
+                <w:rFonts w:ascii="Consolas" w:hAnsi="Consolas"/>
+                <w:lang w:val="en-US"/>
+              </w:rPr>
+              <w:t xml:space="preserve">       [ 26, 112,   5,  18, 119],</w:t>
+            </w:r>
+          </w:p>
+          <w:p>
+            <w:pPr>
+              <w:rPr>
+                <w:rFonts w:ascii="Consolas" w:hAnsi="Consolas"/>
+                <w:lang w:val="en-US"/>
+              </w:rPr>
+            </w:pPr>
+            <w:r>
+              <w:rPr>
+                <w:rFonts w:ascii="Consolas" w:hAnsi="Consolas"/>
+                <w:lang w:val="en-US"/>
+              </w:rPr>
+              <w:t xml:space="preserve">       [ 17,   8,  76,   9,  58],</w:t>
+            </w:r>
+          </w:p>
+          <w:p>
+            <w:pPr>
+              <w:rPr>
+                <w:rFonts w:ascii="Consolas" w:hAnsi="Consolas"/>
+                <w:lang w:val="en-US"/>
+              </w:rPr>
+            </w:pPr>
+            <w:r>
+              <w:rPr>
+                <w:rFonts w:ascii="Consolas" w:hAnsi="Consolas"/>
+                <w:lang w:val="en-US"/>
+              </w:rPr>
+              <w:t xml:space="preserve">       [  6,   1,   0, 151,  44],</w:t>
+            </w:r>
+          </w:p>
+          <w:p>
+            <w:pPr>
+              <w:rPr>
+                <w:rFonts w:ascii="Consolas" w:hAnsi="Consolas"/>
+                <w:lang w:val="en-US"/>
+              </w:rPr>
+            </w:pPr>
+            <w:r>
+              <w:rPr>
+                <w:rFonts w:ascii="Consolas" w:hAnsi="Consolas"/>
+                <w:lang w:val="en-US"/>
+              </w:rPr>
+              <w:t xml:space="preserve">       [ 22,   0,   1,   9, 261]])</w:t>
             </w:r>
           </w:p>
         </w:tc>
@@ -11768,6 +11031,7 @@
           <w:bCs/>
           <w:noProof/>
         </w:rPr>
+        <w:lastRenderedPageBreak/>
         <w:drawing>
           <wp:anchor distT="0" distB="0" distL="114300" distR="114300" simplePos="0" relativeHeight="251661312" behindDoc="0" locked="0" layoutInCell="1" allowOverlap="1" wp14:anchorId="75593487" wp14:editId="5C256CD9">
             <wp:simplePos x="0" y="0"/>
@@ -11834,23 +11098,42 @@
     <w:p>
       <w:pPr>
         <w:rPr>
+          <w:sz w:val="22"/>
+          <w:szCs w:val="22"/>
+        </w:rPr>
+      </w:pPr>
+      <w:r>
+        <w:rPr>
+          <w:sz w:val="22"/>
+          <w:szCs w:val="22"/>
+        </w:rPr>
+        <w:t xml:space="preserve">Podemos ver mayor precisión en la clasificación de las categorías perro, </w:t>
+      </w:r>
+      <w:r>
+        <w:rPr>
+          <w:sz w:val="22"/>
+          <w:szCs w:val="22"/>
+        </w:rPr>
+        <w:t>caballo y elefante; y menor precisión sobre todo en la gallina.</w:t>
+      </w:r>
+      <w:r>
+        <w:rPr>
+          <w:sz w:val="22"/>
+          <w:szCs w:val="22"/>
+        </w:rPr>
+        <w:br w:type="page"/>
+      </w:r>
+    </w:p>
+    <w:p>
+      <w:pPr>
+        <w:pStyle w:val="Ttulo1"/>
+        <w:spacing w:after="240"/>
+        <w:rPr>
           <w:b/>
           <w:bCs/>
-          <w:sz w:val="22"/>
-          <w:szCs w:val="22"/>
-        </w:rPr>
-      </w:pPr>
-    </w:p>
-    <w:p>
-      <w:pPr>
-        <w:pStyle w:val="Ttulo1"/>
-        <w:spacing w:after="240"/>
-        <w:rPr>
-          <w:b/>
-          <w:bCs/>
-        </w:rPr>
-      </w:pPr>
-      <w:bookmarkStart w:id="11" w:name="_Toc223797257"/>
+        </w:rPr>
+      </w:pPr>
+      <w:bookmarkStart w:id="11" w:name="_Toc223798819"/>
       <w:r>
         <w:rPr>
           <w:b/>
@@ -12396,25 +11679,7 @@
           <w:sz w:val="22"/>
           <w:szCs w:val="22"/>
         </w:rPr>
-        <w:t xml:space="preserve">, donde el modelo aprende bien los datos de </w:t>
-      </w:r>
-      <w:proofErr w:type="gramStart"/>
-      <w:r>
-        <w:rPr>
-          <w:rFonts w:cstheme="minorHAnsi"/>
-          <w:sz w:val="22"/>
-          <w:szCs w:val="22"/>
-        </w:rPr>
-        <w:t>entrenamiento</w:t>
-      </w:r>
-      <w:proofErr w:type="gramEnd"/>
-      <w:r>
-        <w:rPr>
-          <w:rFonts w:cstheme="minorHAnsi"/>
-          <w:sz w:val="22"/>
-          <w:szCs w:val="22"/>
-        </w:rPr>
-        <w:t xml:space="preserve"> pero no generaliza adecuadamente a datos no vistos.</w:t>
+        <w:t>, donde el modelo aprende bien los datos de entrenamiento pero no generaliza adecuadamente a datos no vistos.</w:t>
       </w:r>
     </w:p>
     <w:p>
@@ -12663,7 +11928,7 @@
           <w:bCs/>
         </w:rPr>
       </w:pPr>
-      <w:bookmarkStart w:id="12" w:name="_Toc223797258"/>
+      <w:bookmarkStart w:id="12" w:name="_Toc223798820"/>
       <w:r>
         <w:rPr>
           <w:b/>
